--- a/DB/시설관리부/FAC_시설관리부매뉴얼_201-203_사랑과평안의교회.docx
+++ b/DB/시설관리부/FAC_시설관리부매뉴얼_201-203_사랑과평안의교회.docx
@@ -33,9 +33,6 @@
     </w:p>
     <w:p>
       <w:pPr>
-        <w:pBdr>
-          <w:bottom w:val="single" w:color="C8714A" w:sz="6"/>
-        </w:pBdr>
         <w:spacing w:after="80" w:before="0"/>
         <w:jc w:val="center"/>
       </w:pPr>
@@ -138,7 +135,7 @@
               <w:bottom w:val="single" w:color="B0C8E0" w:sz="4"/>
               <w:right w:val="single" w:color="B0C8E0" w:sz="4"/>
             </w:tcBorders>
-            <w:shd w:fill="EAF1F8" w:val="clear"/>
+            <w:shd w:fill="FFFFFF" w:val="clear"/>
             <w:tcMar>
               <w:top w:type="dxa" w:w="80"/>
               <w:left w:type="dxa" w:w="160"/>
@@ -202,7 +199,7 @@
               <w:bottom w:val="single" w:color="B0C8E0" w:sz="4"/>
               <w:right w:val="single" w:color="B0C8E0" w:sz="4"/>
             </w:tcBorders>
-            <w:shd w:fill="EAF1F8" w:val="clear"/>
+            <w:shd w:fill="FFFFFF" w:val="clear"/>
             <w:tcMar>
               <w:top w:type="dxa" w:w="80"/>
               <w:left w:type="dxa" w:w="160"/>
@@ -266,7 +263,7 @@
               <w:bottom w:val="single" w:color="B0C8E0" w:sz="4"/>
               <w:right w:val="single" w:color="B0C8E0" w:sz="4"/>
             </w:tcBorders>
-            <w:shd w:fill="EAF1F8" w:val="clear"/>
+            <w:shd w:fill="FFFFFF" w:val="clear"/>
             <w:tcMar>
               <w:top w:type="dxa" w:w="80"/>
               <w:left w:type="dxa" w:w="160"/>
@@ -330,7 +327,7 @@
               <w:bottom w:val="single" w:color="B0C8E0" w:sz="4"/>
               <w:right w:val="single" w:color="B0C8E0" w:sz="4"/>
             </w:tcBorders>
-            <w:shd w:fill="EAF1F8" w:val="clear"/>
+            <w:shd w:fill="FFFFFF" w:val="clear"/>
             <w:tcMar>
               <w:top w:type="dxa" w:w="80"/>
               <w:left w:type="dxa" w:w="160"/>
@@ -394,7 +391,7 @@
               <w:bottom w:val="single" w:color="B0C8E0" w:sz="4"/>
               <w:right w:val="single" w:color="B0C8E0" w:sz="4"/>
             </w:tcBorders>
-            <w:shd w:fill="EAF1F8" w:val="clear"/>
+            <w:shd w:fill="FFFFFF" w:val="clear"/>
             <w:tcMar>
               <w:top w:type="dxa" w:w="80"/>
               <w:left w:type="dxa" w:w="160"/>
@@ -443,7 +440,7 @@
                 <w:sz w:val="18"/>
                 <w:szCs w:val="18"/>
               </w:rPr>
-              <w:t xml:space="preserve">—</w:t>
+              <w:t>말미 [개정 이력] 표 참조</w:t>
             </w:r>
           </w:p>
         </w:tc>
@@ -486,11 +483,154 @@
       </w:r>
     </w:p>
     <w:p>
-      <w:pPr>
-        <w:pBdr>
-          <w:bottom w:val="single" w:color="C8714A" w:sz="8"/>
-        </w:pBdr>
-        <w:shd w:fill="1A3A5C" w:val="clear"/>
+      <w:r>
+        <w:rPr>
+          <w:rFonts w:ascii="맑은 고딕" w:hAnsi="맑은 고딕"/>
+          <w:b/>
+          <w:color w:val="1A3A5C"/>
+          <w:sz w:val="26"/>
+        </w:rPr>
+        <w:t>■ 시설관리부 제출 업무 총괄  Duties Overview</w:t>
+      </w:r>
+    </w:p>
+    <w:p>
+      <w:r>
+        <w:rPr>
+          <w:rFonts w:ascii="맑은 고딕" w:hAnsi="맑은 고딕"/>
+          <w:sz w:val="22"/>
+        </w:rPr>
+        <w:t>아래 표는 시설관리부가 제출한 업무 현황을 반영한 것이다. 세부 운영 지침은 제1장 이하 각 조에서 정한다.</w:t>
+      </w:r>
+    </w:p>
+    <w:tbl>
+      <w:tblPr>
+        <w:tblW w:type="auto" w:w="0"/>
+        <w:tblLook w:firstColumn="1" w:firstRow="1" w:lastColumn="0" w:lastRow="0" w:noHBand="0" w:noVBand="1" w:val="04A0"/>
+        <w:tblBorders>
+          <w:top w:val="single" w:sz="4" w:space="0" w:color="C0D4EC"/>
+          <w:left w:val="single" w:sz="4" w:space="0" w:color="C0D4EC"/>
+          <w:bottom w:val="single" w:sz="4" w:space="0" w:color="C0D4EC"/>
+          <w:right w:val="single" w:sz="4" w:space="0" w:color="C0D4EC"/>
+          <w:insideH w:val="single" w:sz="4" w:space="0" w:color="C0D4EC"/>
+          <w:insideV w:val="single" w:sz="4" w:space="0" w:color="C0D4EC"/>
+        </w:tblBorders>
+      </w:tblPr>
+      <w:tblGrid>
+        <w:gridCol w:w="3023"/>
+        <w:gridCol w:w="3023"/>
+        <w:gridCol w:w="3023"/>
+      </w:tblGrid>
+      <w:tr>
+        <w:tc>
+          <w:tcPr>
+            <w:tcW w:type="dxa" w:w="3023"/>
+            <w:shd w:val="clear" w:fill="FFFFFF"/>
+          </w:tcPr>
+          <w:p>
+            <w:r/>
+            <w:r>
+              <w:rPr>
+                <w:rFonts w:ascii="맑은 고딕" w:hAnsi="맑은 고딕"/>
+                <w:b/>
+                <w:color w:val="1A1A1A"/>
+                <w:sz w:val="20"/>
+              </w:rPr>
+              <w:t>업무명</w:t>
+            </w:r>
+          </w:p>
+        </w:tc>
+        <w:tc>
+          <w:tcPr>
+            <w:tcW w:type="dxa" w:w="3023"/>
+            <w:shd w:val="clear" w:fill="FFFFFF"/>
+          </w:tcPr>
+          <w:p>
+            <w:r/>
+            <w:r>
+              <w:rPr>
+                <w:rFonts w:ascii="맑은 고딕" w:hAnsi="맑은 고딕"/>
+                <w:b/>
+                <w:color w:val="1A1A1A"/>
+                <w:sz w:val="20"/>
+              </w:rPr>
+              <w:t>주기</w:t>
+            </w:r>
+          </w:p>
+        </w:tc>
+        <w:tc>
+          <w:tcPr>
+            <w:tcW w:type="dxa" w:w="3023"/>
+            <w:shd w:val="clear" w:fill="FFFFFF"/>
+          </w:tcPr>
+          <w:p>
+            <w:r/>
+            <w:r>
+              <w:rPr>
+                <w:rFonts w:ascii="맑은 고딕" w:hAnsi="맑은 고딕"/>
+                <w:b/>
+                <w:color w:val="1A1A1A"/>
+                <w:sz w:val="20"/>
+              </w:rPr>
+              <w:t>예산</w:t>
+            </w:r>
+          </w:p>
+        </w:tc>
+      </w:tr>
+      <w:tr>
+        <w:tc>
+          <w:tcPr>
+            <w:tcW w:type="dxa" w:w="3023"/>
+          </w:tcPr>
+          <w:p>
+            <w:r/>
+            <w:r>
+              <w:rPr>
+                <w:rFonts w:ascii="맑은 고딕" w:hAnsi="맑은 고딕"/>
+                <w:b w:val="0"/>
+                <w:sz w:val="20"/>
+              </w:rPr>
+              <w:t>교회 시설 정기 점검</w:t>
+            </w:r>
+          </w:p>
+        </w:tc>
+        <w:tc>
+          <w:tcPr>
+            <w:tcW w:type="dxa" w:w="3023"/>
+          </w:tcPr>
+          <w:p>
+            <w:r/>
+            <w:r>
+              <w:rPr>
+                <w:rFonts w:ascii="맑은 고딕" w:hAnsi="맑은 고딕"/>
+                <w:b w:val="0"/>
+                <w:sz w:val="20"/>
+              </w:rPr>
+              <w:t>수시</w:t>
+            </w:r>
+          </w:p>
+        </w:tc>
+        <w:tc>
+          <w:tcPr>
+            <w:tcW w:type="dxa" w:w="3023"/>
+          </w:tcPr>
+          <w:p>
+            <w:r/>
+            <w:r>
+              <w:rPr>
+                <w:rFonts w:ascii="맑은 고딕" w:hAnsi="맑은 고딕"/>
+                <w:b w:val="0"/>
+                <w:sz w:val="20"/>
+              </w:rPr>
+              <w:t>유지보수비 수시 / 소모 자재 수시</w:t>
+            </w:r>
+          </w:p>
+        </w:tc>
+      </w:tr>
+    </w:tbl>
+    <w:p/>
+    <w:p>
+      <w:pPr>
+        <w:shd w:fill="FFFFFF" w:val="clear"/>
         <w:spacing w:after="200" w:before="440"/>
         <w:jc w:val="center"/>
       </w:pPr>
@@ -499,7 +639,7 @@
           <w:rFonts w:ascii="맑은 고딕" w:cs="맑은 고딕" w:eastAsia="맑은 고딕" w:hAnsi="맑은 고딕"/>
           <w:b/>
           <w:bCs/>
-          <w:color w:val="FFFFFF"/>
+          <w:color w:val="1A1A1A"/>
           <w:sz w:val="27"/>
           <w:szCs w:val="27"/>
         </w:rPr>
@@ -531,9 +671,6 @@
     </w:p>
     <w:p>
       <w:pPr>
-        <w:pBdr>
-          <w:left w:val="single" w:color="C8714A" w:sz="12"/>
-        </w:pBdr>
         <w:spacing w:after="60" w:before="260"/>
         <w:ind w:left="180"/>
       </w:pPr>
@@ -581,9 +718,6 @@
     </w:p>
     <w:p>
       <w:pPr>
-        <w:pBdr>
-          <w:left w:val="single" w:color="C8714A" w:sz="12"/>
-        </w:pBdr>
         <w:spacing w:after="60" w:before="260"/>
         <w:ind w:left="180"/>
       </w:pPr>
@@ -617,12 +751,12 @@
       <w:tblPr>
         <w:tblW w:type="dxa" w:w="9070"/>
         <w:tblBorders>
-          <w:top w:val="single" w:color="auto" w:sz="4"/>
-          <w:left w:val="single" w:color="auto" w:sz="4"/>
-          <w:bottom w:val="single" w:color="auto" w:sz="4"/>
-          <w:right w:val="single" w:color="auto" w:sz="4"/>
-          <w:insideH w:val="single" w:color="auto" w:sz="4"/>
-          <w:insideV w:val="single" w:color="auto" w:sz="4"/>
+          <w:top w:val="nil"/>
+          <w:left w:val="nil"/>
+          <w:bottom w:val="nil"/>
+          <w:right w:val="nil"/>
+          <w:insideH w:val="nil"/>
+          <w:insideV w:val="nil"/>
         </w:tblBorders>
       </w:tblPr>
       <w:tblGrid>
@@ -632,13 +766,7 @@
         <w:tc>
           <w:tcPr>
             <w:tcW w:type="dxa" w:w="9070"/>
-            <w:tcBorders>
-              <w:top w:val="single" w:color="2A4A6A" w:sz="10"/>
-              <w:left w:val="single" w:color="2A4A6A" w:sz="8"/>
-              <w:bottom w:val="single" w:color="2A4A6A" w:sz="10"/>
-              <w:right w:val="none" w:color="FFFFFF" w:sz="0"/>
-            </w:tcBorders>
-            <w:shd w:fill="EEF4FA" w:val="clear"/>
+            <w:shd w:fill="FFFFFF" w:val="clear"/>
             <w:tcMar>
               <w:top w:type="dxa" w:w="140"/>
               <w:left w:type="dxa" w:w="280"/>
@@ -695,10 +823,7 @@
     </w:p>
     <w:p>
       <w:pPr>
-        <w:pBdr>
-          <w:bottom w:val="single" w:color="C8714A" w:sz="8"/>
-        </w:pBdr>
-        <w:shd w:fill="1A3A5C" w:val="clear"/>
+        <w:shd w:fill="FFFFFF" w:val="clear"/>
         <w:spacing w:after="200" w:before="440"/>
         <w:jc w:val="center"/>
       </w:pPr>
@@ -707,7 +832,7 @@
           <w:rFonts w:ascii="맑은 고딕" w:cs="맑은 고딕" w:eastAsia="맑은 고딕" w:hAnsi="맑은 고딕"/>
           <w:b/>
           <w:bCs/>
-          <w:color w:val="FFFFFF"/>
+          <w:color w:val="1A1A1A"/>
           <w:sz w:val="27"/>
           <w:szCs w:val="27"/>
         </w:rPr>
@@ -739,9 +864,6 @@
     </w:p>
     <w:p>
       <w:pPr>
-        <w:pBdr>
-          <w:left w:val="single" w:color="C8714A" w:sz="12"/>
-        </w:pBdr>
         <w:spacing w:after="60" w:before="260"/>
         <w:ind w:left="180"/>
       </w:pPr>
@@ -800,7 +922,7 @@
               <w:bottom w:val="single" w:color="B0C8E0" w:sz="4"/>
               <w:right w:val="single" w:color="B0C8E0" w:sz="4"/>
             </w:tcBorders>
-            <w:shd w:fill="1A3A5C" w:val="clear"/>
+            <w:shd w:fill="FFFFFF" w:val="clear"/>
             <w:tcMar>
               <w:top w:type="dxa" w:w="80"/>
               <w:left w:type="dxa" w:w="100"/>
@@ -817,7 +939,7 @@
                 <w:rFonts w:ascii="맑은 고딕" w:cs="맑은 고딕" w:eastAsia="맑은 고딕" w:hAnsi="맑은 고딕"/>
                 <w:b/>
                 <w:bCs/>
-                <w:color w:val="FFFFFF"/>
+                <w:color w:val="1A1A1A"/>
                 <w:sz w:val="17"/>
                 <w:szCs w:val="17"/>
               </w:rPr>
@@ -834,7 +956,7 @@
               <w:bottom w:val="single" w:color="B0C8E0" w:sz="4"/>
               <w:right w:val="single" w:color="B0C8E0" w:sz="4"/>
             </w:tcBorders>
-            <w:shd w:fill="1A3A5C" w:val="clear"/>
+            <w:shd w:fill="FFFFFF" w:val="clear"/>
             <w:tcMar>
               <w:top w:type="dxa" w:w="80"/>
               <w:left w:type="dxa" w:w="100"/>
@@ -851,7 +973,7 @@
                 <w:rFonts w:ascii="맑은 고딕" w:cs="맑은 고딕" w:eastAsia="맑은 고딕" w:hAnsi="맑은 고딕"/>
                 <w:b/>
                 <w:bCs/>
-                <w:color w:val="FFFFFF"/>
+                <w:color w:val="1A1A1A"/>
                 <w:sz w:val="17"/>
                 <w:szCs w:val="17"/>
               </w:rPr>
@@ -868,7 +990,7 @@
               <w:bottom w:val="single" w:color="B0C8E0" w:sz="4"/>
               <w:right w:val="single" w:color="B0C8E0" w:sz="4"/>
             </w:tcBorders>
-            <w:shd w:fill="1A3A5C" w:val="clear"/>
+            <w:shd w:fill="FFFFFF" w:val="clear"/>
             <w:tcMar>
               <w:top w:type="dxa" w:w="80"/>
               <w:left w:type="dxa" w:w="100"/>
@@ -885,7 +1007,7 @@
                 <w:rFonts w:ascii="맑은 고딕" w:cs="맑은 고딕" w:eastAsia="맑은 고딕" w:hAnsi="맑은 고딕"/>
                 <w:b/>
                 <w:bCs/>
-                <w:color w:val="FFFFFF"/>
+                <w:color w:val="1A1A1A"/>
                 <w:sz w:val="17"/>
                 <w:szCs w:val="17"/>
               </w:rPr>
@@ -902,7 +1024,7 @@
               <w:bottom w:val="single" w:color="B0C8E0" w:sz="4"/>
               <w:right w:val="single" w:color="B0C8E0" w:sz="4"/>
             </w:tcBorders>
-            <w:shd w:fill="1A3A5C" w:val="clear"/>
+            <w:shd w:fill="FFFFFF" w:val="clear"/>
             <w:tcMar>
               <w:top w:type="dxa" w:w="80"/>
               <w:left w:type="dxa" w:w="100"/>
@@ -919,7 +1041,7 @@
                 <w:rFonts w:ascii="맑은 고딕" w:cs="맑은 고딕" w:eastAsia="맑은 고딕" w:hAnsi="맑은 고딕"/>
                 <w:b/>
                 <w:bCs/>
-                <w:color w:val="FFFFFF"/>
+                <w:color w:val="1A1A1A"/>
                 <w:sz w:val="17"/>
                 <w:szCs w:val="17"/>
               </w:rPr>
@@ -936,7 +1058,7 @@
               <w:bottom w:val="single" w:color="B0C8E0" w:sz="4"/>
               <w:right w:val="single" w:color="B0C8E0" w:sz="4"/>
             </w:tcBorders>
-            <w:shd w:fill="1A3A5C" w:val="clear"/>
+            <w:shd w:fill="FFFFFF" w:val="clear"/>
             <w:tcMar>
               <w:top w:type="dxa" w:w="80"/>
               <w:left w:type="dxa" w:w="100"/>
@@ -953,7 +1075,7 @@
                 <w:rFonts w:ascii="맑은 고딕" w:cs="맑은 고딕" w:eastAsia="맑은 고딕" w:hAnsi="맑은 고딕"/>
                 <w:b/>
                 <w:bCs/>
-                <w:color w:val="FFFFFF"/>
+                <w:color w:val="1A1A1A"/>
                 <w:sz w:val="17"/>
                 <w:szCs w:val="17"/>
               </w:rPr>
@@ -972,7 +1094,7 @@
               <w:bottom w:val="single" w:color="B0C8E0" w:sz="4"/>
               <w:right w:val="single" w:color="B0C8E0" w:sz="4"/>
             </w:tcBorders>
-            <w:shd w:fill="EAF1F8" w:val="clear"/>
+            <w:shd w:fill="FFFFFF" w:val="clear"/>
             <w:tcMar>
               <w:top w:type="dxa" w:w="70"/>
               <w:left w:type="dxa" w:w="100"/>
@@ -1006,7 +1128,7 @@
               <w:bottom w:val="single" w:color="B0C8E0" w:sz="4"/>
               <w:right w:val="single" w:color="B0C8E0" w:sz="4"/>
             </w:tcBorders>
-            <w:shd w:fill="EAF1F8" w:val="clear"/>
+            <w:shd w:fill="FFFFFF" w:val="clear"/>
             <w:tcMar>
               <w:top w:type="dxa" w:w="70"/>
               <w:left w:type="dxa" w:w="100"/>
@@ -1040,7 +1162,7 @@
               <w:bottom w:val="single" w:color="B0C8E0" w:sz="4"/>
               <w:right w:val="single" w:color="B0C8E0" w:sz="4"/>
             </w:tcBorders>
-            <w:shd w:fill="EAF1F8" w:val="clear"/>
+            <w:shd w:fill="FFFFFF" w:val="clear"/>
             <w:tcMar>
               <w:top w:type="dxa" w:w="70"/>
               <w:left w:type="dxa" w:w="100"/>
@@ -1074,7 +1196,7 @@
               <w:bottom w:val="single" w:color="B0C8E0" w:sz="4"/>
               <w:right w:val="single" w:color="B0C8E0" w:sz="4"/>
             </w:tcBorders>
-            <w:shd w:fill="EAF1F8" w:val="clear"/>
+            <w:shd w:fill="FFFFFF" w:val="clear"/>
             <w:tcMar>
               <w:top w:type="dxa" w:w="70"/>
               <w:left w:type="dxa" w:w="100"/>
@@ -1108,7 +1230,7 @@
               <w:bottom w:val="single" w:color="B0C8E0" w:sz="4"/>
               <w:right w:val="single" w:color="B0C8E0" w:sz="4"/>
             </w:tcBorders>
-            <w:shd w:fill="EAF1F8" w:val="clear"/>
+            <w:shd w:fill="FFFFFF" w:val="clear"/>
             <w:tcMar>
               <w:top w:type="dxa" w:w="70"/>
               <w:left w:type="dxa" w:w="100"/>
@@ -1316,7 +1438,7 @@
               <w:bottom w:val="single" w:color="B0C8E0" w:sz="4"/>
               <w:right w:val="single" w:color="B0C8E0" w:sz="4"/>
             </w:tcBorders>
-            <w:shd w:fill="EAF1F8" w:val="clear"/>
+            <w:shd w:fill="FFFFFF" w:val="clear"/>
             <w:tcMar>
               <w:top w:type="dxa" w:w="70"/>
               <w:left w:type="dxa" w:w="100"/>
@@ -1350,7 +1472,7 @@
               <w:bottom w:val="single" w:color="B0C8E0" w:sz="4"/>
               <w:right w:val="single" w:color="B0C8E0" w:sz="4"/>
             </w:tcBorders>
-            <w:shd w:fill="EAF1F8" w:val="clear"/>
+            <w:shd w:fill="FFFFFF" w:val="clear"/>
             <w:tcMar>
               <w:top w:type="dxa" w:w="70"/>
               <w:left w:type="dxa" w:w="100"/>
@@ -1384,7 +1506,7 @@
               <w:bottom w:val="single" w:color="B0C8E0" w:sz="4"/>
               <w:right w:val="single" w:color="B0C8E0" w:sz="4"/>
             </w:tcBorders>
-            <w:shd w:fill="EAF1F8" w:val="clear"/>
+            <w:shd w:fill="FFFFFF" w:val="clear"/>
             <w:tcMar>
               <w:top w:type="dxa" w:w="70"/>
               <w:left w:type="dxa" w:w="100"/>
@@ -1418,7 +1540,7 @@
               <w:bottom w:val="single" w:color="B0C8E0" w:sz="4"/>
               <w:right w:val="single" w:color="B0C8E0" w:sz="4"/>
             </w:tcBorders>
-            <w:shd w:fill="EAF1F8" w:val="clear"/>
+            <w:shd w:fill="FFFFFF" w:val="clear"/>
             <w:tcMar>
               <w:top w:type="dxa" w:w="70"/>
               <w:left w:type="dxa" w:w="100"/>
@@ -1452,7 +1574,7 @@
               <w:bottom w:val="single" w:color="B0C8E0" w:sz="4"/>
               <w:right w:val="single" w:color="B0C8E0" w:sz="4"/>
             </w:tcBorders>
-            <w:shd w:fill="EAF1F8" w:val="clear"/>
+            <w:shd w:fill="FFFFFF" w:val="clear"/>
             <w:tcMar>
               <w:top w:type="dxa" w:w="70"/>
               <w:left w:type="dxa" w:w="100"/>
@@ -1660,7 +1782,7 @@
               <w:bottom w:val="single" w:color="B0C8E0" w:sz="4"/>
               <w:right w:val="single" w:color="B0C8E0" w:sz="4"/>
             </w:tcBorders>
-            <w:shd w:fill="EAF1F8" w:val="clear"/>
+            <w:shd w:fill="FFFFFF" w:val="clear"/>
             <w:tcMar>
               <w:top w:type="dxa" w:w="70"/>
               <w:left w:type="dxa" w:w="100"/>
@@ -1694,7 +1816,7 @@
               <w:bottom w:val="single" w:color="B0C8E0" w:sz="4"/>
               <w:right w:val="single" w:color="B0C8E0" w:sz="4"/>
             </w:tcBorders>
-            <w:shd w:fill="EAF1F8" w:val="clear"/>
+            <w:shd w:fill="FFFFFF" w:val="clear"/>
             <w:tcMar>
               <w:top w:type="dxa" w:w="70"/>
               <w:left w:type="dxa" w:w="100"/>
@@ -1728,7 +1850,7 @@
               <w:bottom w:val="single" w:color="B0C8E0" w:sz="4"/>
               <w:right w:val="single" w:color="B0C8E0" w:sz="4"/>
             </w:tcBorders>
-            <w:shd w:fill="EAF1F8" w:val="clear"/>
+            <w:shd w:fill="FFFFFF" w:val="clear"/>
             <w:tcMar>
               <w:top w:type="dxa" w:w="70"/>
               <w:left w:type="dxa" w:w="100"/>
@@ -1762,7 +1884,7 @@
               <w:bottom w:val="single" w:color="B0C8E0" w:sz="4"/>
               <w:right w:val="single" w:color="B0C8E0" w:sz="4"/>
             </w:tcBorders>
-            <w:shd w:fill="EAF1F8" w:val="clear"/>
+            <w:shd w:fill="FFFFFF" w:val="clear"/>
             <w:tcMar>
               <w:top w:type="dxa" w:w="70"/>
               <w:left w:type="dxa" w:w="100"/>
@@ -1796,7 +1918,7 @@
               <w:bottom w:val="single" w:color="B0C8E0" w:sz="4"/>
               <w:right w:val="single" w:color="B0C8E0" w:sz="4"/>
             </w:tcBorders>
-            <w:shd w:fill="EAF1F8" w:val="clear"/>
+            <w:shd w:fill="FFFFFF" w:val="clear"/>
             <w:tcMar>
               <w:top w:type="dxa" w:w="70"/>
               <w:left w:type="dxa" w:w="100"/>
@@ -1839,9 +1961,6 @@
     </w:p>
     <w:p>
       <w:pPr>
-        <w:pBdr>
-          <w:left w:val="single" w:color="C8714A" w:sz="12"/>
-        </w:pBdr>
         <w:spacing w:after="60" w:before="260"/>
         <w:ind w:left="180"/>
       </w:pPr>
@@ -1921,9 +2040,6 @@
     </w:p>
     <w:p>
       <w:pPr>
-        <w:pBdr>
-          <w:left w:val="single" w:color="C8714A" w:sz="12"/>
-        </w:pBdr>
         <w:spacing w:after="60" w:before="260"/>
         <w:ind w:left="180"/>
       </w:pPr>
@@ -2051,9 +2167,6 @@
     </w:p>
     <w:p>
       <w:pPr>
-        <w:pBdr>
-          <w:left w:val="single" w:color="C8714A" w:sz="12"/>
-        </w:pBdr>
         <w:spacing w:after="60" w:before="260"/>
         <w:ind w:left="180"/>
       </w:pPr>
@@ -2133,10 +2246,7 @@
     </w:p>
     <w:p>
       <w:pPr>
-        <w:pBdr>
-          <w:bottom w:val="single" w:color="C8714A" w:sz="8"/>
-        </w:pBdr>
-        <w:shd w:fill="1A3A5C" w:val="clear"/>
+        <w:shd w:fill="FFFFFF" w:val="clear"/>
         <w:spacing w:after="200" w:before="440"/>
         <w:jc w:val="center"/>
       </w:pPr>
@@ -2145,7 +2255,7 @@
           <w:rFonts w:ascii="맑은 고딕" w:cs="맑은 고딕" w:eastAsia="맑은 고딕" w:hAnsi="맑은 고딕"/>
           <w:b/>
           <w:bCs/>
-          <w:color w:val="FFFFFF"/>
+          <w:color w:val="1A1A1A"/>
           <w:sz w:val="27"/>
           <w:szCs w:val="27"/>
         </w:rPr>
@@ -2177,9 +2287,6 @@
     </w:p>
     <w:p>
       <w:pPr>
-        <w:pBdr>
-          <w:left w:val="single" w:color="C8714A" w:sz="12"/>
-        </w:pBdr>
         <w:spacing w:after="60" w:before="260"/>
         <w:ind w:left="180"/>
       </w:pPr>
@@ -2237,7 +2344,7 @@
               <w:bottom w:val="single" w:color="B0C8E0" w:sz="4"/>
               <w:right w:val="single" w:color="B0C8E0" w:sz="4"/>
             </w:tcBorders>
-            <w:shd w:fill="1A3A5C" w:val="clear"/>
+            <w:shd w:fill="FFFFFF" w:val="clear"/>
             <w:tcMar>
               <w:top w:type="dxa" w:w="80"/>
               <w:left w:type="dxa" w:w="100"/>
@@ -2254,7 +2361,7 @@
                 <w:rFonts w:ascii="맑은 고딕" w:cs="맑은 고딕" w:eastAsia="맑은 고딕" w:hAnsi="맑은 고딕"/>
                 <w:b/>
                 <w:bCs/>
-                <w:color w:val="FFFFFF"/>
+                <w:color w:val="1A1A1A"/>
                 <w:sz w:val="17"/>
                 <w:szCs w:val="17"/>
               </w:rPr>
@@ -2271,7 +2378,7 @@
               <w:bottom w:val="single" w:color="B0C8E0" w:sz="4"/>
               <w:right w:val="single" w:color="B0C8E0" w:sz="4"/>
             </w:tcBorders>
-            <w:shd w:fill="1A3A5C" w:val="clear"/>
+            <w:shd w:fill="FFFFFF" w:val="clear"/>
             <w:tcMar>
               <w:top w:type="dxa" w:w="80"/>
               <w:left w:type="dxa" w:w="100"/>
@@ -2288,7 +2395,7 @@
                 <w:rFonts w:ascii="맑은 고딕" w:cs="맑은 고딕" w:eastAsia="맑은 고딕" w:hAnsi="맑은 고딕"/>
                 <w:b/>
                 <w:bCs/>
-                <w:color w:val="FFFFFF"/>
+                <w:color w:val="1A1A1A"/>
                 <w:sz w:val="17"/>
                 <w:szCs w:val="17"/>
               </w:rPr>
@@ -2305,7 +2412,7 @@
               <w:bottom w:val="single" w:color="B0C8E0" w:sz="4"/>
               <w:right w:val="single" w:color="B0C8E0" w:sz="4"/>
             </w:tcBorders>
-            <w:shd w:fill="1A3A5C" w:val="clear"/>
+            <w:shd w:fill="FFFFFF" w:val="clear"/>
             <w:tcMar>
               <w:top w:type="dxa" w:w="80"/>
               <w:left w:type="dxa" w:w="100"/>
@@ -2322,7 +2429,7 @@
                 <w:rFonts w:ascii="맑은 고딕" w:cs="맑은 고딕" w:eastAsia="맑은 고딕" w:hAnsi="맑은 고딕"/>
                 <w:b/>
                 <w:bCs/>
-                <w:color w:val="FFFFFF"/>
+                <w:color w:val="1A1A1A"/>
                 <w:sz w:val="17"/>
                 <w:szCs w:val="17"/>
               </w:rPr>
@@ -2339,7 +2446,7 @@
               <w:bottom w:val="single" w:color="B0C8E0" w:sz="4"/>
               <w:right w:val="single" w:color="B0C8E0" w:sz="4"/>
             </w:tcBorders>
-            <w:shd w:fill="1A3A5C" w:val="clear"/>
+            <w:shd w:fill="FFFFFF" w:val="clear"/>
             <w:tcMar>
               <w:top w:type="dxa" w:w="80"/>
               <w:left w:type="dxa" w:w="100"/>
@@ -2356,7 +2463,7 @@
                 <w:rFonts w:ascii="맑은 고딕" w:cs="맑은 고딕" w:eastAsia="맑은 고딕" w:hAnsi="맑은 고딕"/>
                 <w:b/>
                 <w:bCs/>
-                <w:color w:val="FFFFFF"/>
+                <w:color w:val="1A1A1A"/>
                 <w:sz w:val="17"/>
                 <w:szCs w:val="17"/>
               </w:rPr>
@@ -2375,7 +2482,7 @@
               <w:bottom w:val="single" w:color="B0C8E0" w:sz="4"/>
               <w:right w:val="single" w:color="B0C8E0" w:sz="4"/>
             </w:tcBorders>
-            <w:shd w:fill="EAF1F8" w:val="clear"/>
+            <w:shd w:fill="FFFFFF" w:val="clear"/>
             <w:tcMar>
               <w:top w:type="dxa" w:w="70"/>
               <w:left w:type="dxa" w:w="100"/>
@@ -2409,7 +2516,7 @@
               <w:bottom w:val="single" w:color="B0C8E0" w:sz="4"/>
               <w:right w:val="single" w:color="B0C8E0" w:sz="4"/>
             </w:tcBorders>
-            <w:shd w:fill="EAF1F8" w:val="clear"/>
+            <w:shd w:fill="FFFFFF" w:val="clear"/>
             <w:tcMar>
               <w:top w:type="dxa" w:w="70"/>
               <w:left w:type="dxa" w:w="100"/>
@@ -2443,7 +2550,7 @@
               <w:bottom w:val="single" w:color="B0C8E0" w:sz="4"/>
               <w:right w:val="single" w:color="B0C8E0" w:sz="4"/>
             </w:tcBorders>
-            <w:shd w:fill="EAF1F8" w:val="clear"/>
+            <w:shd w:fill="FFFFFF" w:val="clear"/>
             <w:tcMar>
               <w:top w:type="dxa" w:w="70"/>
               <w:left w:type="dxa" w:w="100"/>
@@ -2477,7 +2584,7 @@
               <w:bottom w:val="single" w:color="B0C8E0" w:sz="4"/>
               <w:right w:val="single" w:color="B0C8E0" w:sz="4"/>
             </w:tcBorders>
-            <w:shd w:fill="EAF1F8" w:val="clear"/>
+            <w:shd w:fill="FFFFFF" w:val="clear"/>
             <w:tcMar>
               <w:top w:type="dxa" w:w="70"/>
               <w:left w:type="dxa" w:w="100"/>
@@ -2651,7 +2758,7 @@
               <w:bottom w:val="single" w:color="B0C8E0" w:sz="4"/>
               <w:right w:val="single" w:color="B0C8E0" w:sz="4"/>
             </w:tcBorders>
-            <w:shd w:fill="EAF1F8" w:val="clear"/>
+            <w:shd w:fill="FFFFFF" w:val="clear"/>
             <w:tcMar>
               <w:top w:type="dxa" w:w="70"/>
               <w:left w:type="dxa" w:w="100"/>
@@ -2685,7 +2792,7 @@
               <w:bottom w:val="single" w:color="B0C8E0" w:sz="4"/>
               <w:right w:val="single" w:color="B0C8E0" w:sz="4"/>
             </w:tcBorders>
-            <w:shd w:fill="EAF1F8" w:val="clear"/>
+            <w:shd w:fill="FFFFFF" w:val="clear"/>
             <w:tcMar>
               <w:top w:type="dxa" w:w="70"/>
               <w:left w:type="dxa" w:w="100"/>
@@ -2719,7 +2826,7 @@
               <w:bottom w:val="single" w:color="B0C8E0" w:sz="4"/>
               <w:right w:val="single" w:color="B0C8E0" w:sz="4"/>
             </w:tcBorders>
-            <w:shd w:fill="EAF1F8" w:val="clear"/>
+            <w:shd w:fill="FFFFFF" w:val="clear"/>
             <w:tcMar>
               <w:top w:type="dxa" w:w="70"/>
               <w:left w:type="dxa" w:w="100"/>
@@ -2753,7 +2860,7 @@
               <w:bottom w:val="single" w:color="B0C8E0" w:sz="4"/>
               <w:right w:val="single" w:color="B0C8E0" w:sz="4"/>
             </w:tcBorders>
-            <w:shd w:fill="EAF1F8" w:val="clear"/>
+            <w:shd w:fill="FFFFFF" w:val="clear"/>
             <w:tcMar>
               <w:top w:type="dxa" w:w="70"/>
               <w:left w:type="dxa" w:w="100"/>
@@ -2927,7 +3034,7 @@
               <w:bottom w:val="single" w:color="B0C8E0" w:sz="4"/>
               <w:right w:val="single" w:color="B0C8E0" w:sz="4"/>
             </w:tcBorders>
-            <w:shd w:fill="EAF1F8" w:val="clear"/>
+            <w:shd w:fill="FFFFFF" w:val="clear"/>
             <w:tcMar>
               <w:top w:type="dxa" w:w="70"/>
               <w:left w:type="dxa" w:w="100"/>
@@ -2961,7 +3068,7 @@
               <w:bottom w:val="single" w:color="B0C8E0" w:sz="4"/>
               <w:right w:val="single" w:color="B0C8E0" w:sz="4"/>
             </w:tcBorders>
-            <w:shd w:fill="EAF1F8" w:val="clear"/>
+            <w:shd w:fill="FFFFFF" w:val="clear"/>
             <w:tcMar>
               <w:top w:type="dxa" w:w="70"/>
               <w:left w:type="dxa" w:w="100"/>
@@ -2995,7 +3102,7 @@
               <w:bottom w:val="single" w:color="B0C8E0" w:sz="4"/>
               <w:right w:val="single" w:color="B0C8E0" w:sz="4"/>
             </w:tcBorders>
-            <w:shd w:fill="EAF1F8" w:val="clear"/>
+            <w:shd w:fill="FFFFFF" w:val="clear"/>
             <w:tcMar>
               <w:top w:type="dxa" w:w="70"/>
               <w:left w:type="dxa" w:w="100"/>
@@ -3029,7 +3136,7 @@
               <w:bottom w:val="single" w:color="B0C8E0" w:sz="4"/>
               <w:right w:val="single" w:color="B0C8E0" w:sz="4"/>
             </w:tcBorders>
-            <w:shd w:fill="EAF1F8" w:val="clear"/>
+            <w:shd w:fill="FFFFFF" w:val="clear"/>
             <w:tcMar>
               <w:top w:type="dxa" w:w="70"/>
               <w:left w:type="dxa" w:w="100"/>
@@ -3072,9 +3179,6 @@
     </w:p>
     <w:p>
       <w:pPr>
-        <w:pBdr>
-          <w:left w:val="single" w:color="C8714A" w:sz="12"/>
-        </w:pBdr>
         <w:spacing w:after="60" w:before="260"/>
         <w:ind w:left="180"/>
       </w:pPr>
@@ -3154,9 +3258,6 @@
     </w:p>
     <w:p>
       <w:pPr>
-        <w:pBdr>
-          <w:left w:val="single" w:color="C8714A" w:sz="12"/>
-        </w:pBdr>
         <w:spacing w:after="60" w:before="260"/>
         <w:ind w:left="180"/>
       </w:pPr>
@@ -3236,9 +3337,6 @@
     </w:p>
     <w:p>
       <w:pPr>
-        <w:pBdr>
-          <w:left w:val="single" w:color="C8714A" w:sz="12"/>
-        </w:pBdr>
         <w:spacing w:after="60" w:before="260"/>
         <w:ind w:left="180"/>
       </w:pPr>
@@ -3272,12 +3370,12 @@
       <w:tblPr>
         <w:tblW w:type="dxa" w:w="9070"/>
         <w:tblBorders>
-          <w:top w:val="single" w:color="auto" w:sz="4"/>
-          <w:left w:val="single" w:color="auto" w:sz="4"/>
-          <w:bottom w:val="single" w:color="auto" w:sz="4"/>
-          <w:right w:val="single" w:color="auto" w:sz="4"/>
-          <w:insideH w:val="single" w:color="auto" w:sz="4"/>
-          <w:insideV w:val="single" w:color="auto" w:sz="4"/>
+          <w:top w:val="nil"/>
+          <w:left w:val="nil"/>
+          <w:bottom w:val="nil"/>
+          <w:right w:val="nil"/>
+          <w:insideH w:val="nil"/>
+          <w:insideV w:val="nil"/>
         </w:tblBorders>
       </w:tblPr>
       <w:tblGrid>
@@ -3287,13 +3385,7 @@
         <w:tc>
           <w:tcPr>
             <w:tcW w:type="dxa" w:w="9070"/>
-            <w:tcBorders>
-              <w:top w:val="single" w:color="2A4A6A" w:sz="10"/>
-              <w:left w:val="single" w:color="2A4A6A" w:sz="6"/>
-              <w:bottom w:val="single" w:color="2A4A6A" w:sz="10"/>
-              <w:right w:val="none" w:color="FFFFFF" w:sz="0"/>
-            </w:tcBorders>
-            <w:shd w:fill="EEF4FA" w:val="clear"/>
+            <w:shd w:fill="FFFFFF" w:val="clear"/>
             <w:tcMar>
               <w:top w:type="dxa" w:w="140"/>
               <w:left w:type="dxa" w:w="260"/>
@@ -3488,12 +3580,12 @@
       <w:tblPr>
         <w:tblW w:type="dxa" w:w="9070"/>
         <w:tblBorders>
-          <w:top w:val="single" w:color="auto" w:sz="4"/>
-          <w:left w:val="single" w:color="auto" w:sz="4"/>
-          <w:bottom w:val="single" w:color="auto" w:sz="4"/>
-          <w:right w:val="single" w:color="auto" w:sz="4"/>
-          <w:insideH w:val="single" w:color="auto" w:sz="4"/>
-          <w:insideV w:val="single" w:color="auto" w:sz="4"/>
+          <w:top w:val="nil"/>
+          <w:left w:val="nil"/>
+          <w:bottom w:val="nil"/>
+          <w:right w:val="nil"/>
+          <w:insideH w:val="nil"/>
+          <w:insideV w:val="nil"/>
         </w:tblBorders>
       </w:tblPr>
       <w:tblGrid>
@@ -3503,13 +3595,7 @@
         <w:tc>
           <w:tcPr>
             <w:tcW w:type="dxa" w:w="9070"/>
-            <w:tcBorders>
-              <w:top w:val="single" w:color="B0C8E0" w:sz="4"/>
-              <w:left w:val="single" w:color="B0C8E0" w:sz="4"/>
-              <w:bottom w:val="single" w:color="B0C8E0" w:sz="4"/>
-              <w:right w:val="single" w:color="B0C8E0" w:sz="4"/>
-            </w:tcBorders>
-            <w:shd w:fill="EAF1F8" w:val="clear"/>
+            <w:shd w:fill="FFFFFF" w:val="clear"/>
             <w:tcMar>
               <w:top w:type="dxa" w:w="180"/>
               <w:left w:type="dxa" w:w="300"/>
@@ -3605,9 +3691,6 @@
     </w:p>
     <w:p>
       <w:pPr>
-        <w:pBdr>
-          <w:bottom w:val="single" w:color="C8714A" w:sz="6"/>
-        </w:pBdr>
         <w:spacing w:after="80" w:before="0"/>
         <w:jc w:val="center"/>
       </w:pPr>
@@ -3710,7 +3793,7 @@
               <w:bottom w:val="single" w:color="B0C8E0" w:sz="4"/>
               <w:right w:val="single" w:color="B0C8E0" w:sz="4"/>
             </w:tcBorders>
-            <w:shd w:fill="EAF1F8" w:val="clear"/>
+            <w:shd w:fill="FFFFFF" w:val="clear"/>
             <w:tcMar>
               <w:top w:type="dxa" w:w="80"/>
               <w:left w:type="dxa" w:w="160"/>
@@ -3774,7 +3857,7 @@
               <w:bottom w:val="single" w:color="B0C8E0" w:sz="4"/>
               <w:right w:val="single" w:color="B0C8E0" w:sz="4"/>
             </w:tcBorders>
-            <w:shd w:fill="EAF1F8" w:val="clear"/>
+            <w:shd w:fill="FFFFFF" w:val="clear"/>
             <w:tcMar>
               <w:top w:type="dxa" w:w="80"/>
               <w:left w:type="dxa" w:w="160"/>
@@ -3838,7 +3921,7 @@
               <w:bottom w:val="single" w:color="B0C8E0" w:sz="4"/>
               <w:right w:val="single" w:color="B0C8E0" w:sz="4"/>
             </w:tcBorders>
-            <w:shd w:fill="EAF1F8" w:val="clear"/>
+            <w:shd w:fill="FFFFFF" w:val="clear"/>
             <w:tcMar>
               <w:top w:type="dxa" w:w="80"/>
               <w:left w:type="dxa" w:w="160"/>
@@ -3902,7 +3985,7 @@
               <w:bottom w:val="single" w:color="B0C8E0" w:sz="4"/>
               <w:right w:val="single" w:color="B0C8E0" w:sz="4"/>
             </w:tcBorders>
-            <w:shd w:fill="EAF1F8" w:val="clear"/>
+            <w:shd w:fill="FFFFFF" w:val="clear"/>
             <w:tcMar>
               <w:top w:type="dxa" w:w="80"/>
               <w:left w:type="dxa" w:w="160"/>
@@ -3966,7 +4049,7 @@
               <w:bottom w:val="single" w:color="B0C8E0" w:sz="4"/>
               <w:right w:val="single" w:color="B0C8E0" w:sz="4"/>
             </w:tcBorders>
-            <w:shd w:fill="EAF1F8" w:val="clear"/>
+            <w:shd w:fill="FFFFFF" w:val="clear"/>
             <w:tcMar>
               <w:top w:type="dxa" w:w="80"/>
               <w:left w:type="dxa" w:w="160"/>
@@ -4059,10 +4142,7 @@
     </w:p>
     <w:p>
       <w:pPr>
-        <w:pBdr>
-          <w:bottom w:val="single" w:color="C8714A" w:sz="8"/>
-        </w:pBdr>
-        <w:shd w:fill="1A3A5C" w:val="clear"/>
+        <w:shd w:fill="FFFFFF" w:val="clear"/>
         <w:spacing w:after="200" w:before="440"/>
         <w:jc w:val="center"/>
       </w:pPr>
@@ -4071,7 +4151,7 @@
           <w:rFonts w:ascii="맑은 고딕" w:cs="맑은 고딕" w:eastAsia="맑은 고딕" w:hAnsi="맑은 고딕"/>
           <w:b/>
           <w:bCs/>
-          <w:color w:val="FFFFFF"/>
+          <w:color w:val="1A1A1A"/>
           <w:sz w:val="27"/>
           <w:szCs w:val="27"/>
         </w:rPr>
@@ -4103,9 +4183,6 @@
     </w:p>
     <w:p>
       <w:pPr>
-        <w:pBdr>
-          <w:left w:val="single" w:color="C8714A" w:sz="12"/>
-        </w:pBdr>
         <w:spacing w:after="60" w:before="260"/>
         <w:ind w:left="180"/>
       </w:pPr>
@@ -4153,9 +4230,6 @@
     </w:p>
     <w:p>
       <w:pPr>
-        <w:pBdr>
-          <w:left w:val="single" w:color="C8714A" w:sz="12"/>
-        </w:pBdr>
         <w:spacing w:after="60" w:before="260"/>
         <w:ind w:left="180"/>
       </w:pPr>
@@ -4213,7 +4287,7 @@
               <w:bottom w:val="single" w:color="B0C8E0" w:sz="4"/>
               <w:right w:val="single" w:color="B0C8E0" w:sz="4"/>
             </w:tcBorders>
-            <w:shd w:fill="1A3A5C" w:val="clear"/>
+            <w:shd w:fill="FFFFFF" w:val="clear"/>
             <w:tcMar>
               <w:top w:type="dxa" w:w="80"/>
               <w:left w:type="dxa" w:w="100"/>
@@ -4230,7 +4304,7 @@
                 <w:rFonts w:ascii="맑은 고딕" w:cs="맑은 고딕" w:eastAsia="맑은 고딕" w:hAnsi="맑은 고딕"/>
                 <w:b/>
                 <w:bCs/>
-                <w:color w:val="FFFFFF"/>
+                <w:color w:val="1A1A1A"/>
                 <w:sz w:val="17"/>
                 <w:szCs w:val="17"/>
               </w:rPr>
@@ -4247,7 +4321,7 @@
               <w:bottom w:val="single" w:color="B0C8E0" w:sz="4"/>
               <w:right w:val="single" w:color="B0C8E0" w:sz="4"/>
             </w:tcBorders>
-            <w:shd w:fill="1A3A5C" w:val="clear"/>
+            <w:shd w:fill="FFFFFF" w:val="clear"/>
             <w:tcMar>
               <w:top w:type="dxa" w:w="80"/>
               <w:left w:type="dxa" w:w="100"/>
@@ -4264,7 +4338,7 @@
                 <w:rFonts w:ascii="맑은 고딕" w:cs="맑은 고딕" w:eastAsia="맑은 고딕" w:hAnsi="맑은 고딕"/>
                 <w:b/>
                 <w:bCs/>
-                <w:color w:val="FFFFFF"/>
+                <w:color w:val="1A1A1A"/>
                 <w:sz w:val="17"/>
                 <w:szCs w:val="17"/>
               </w:rPr>
@@ -4281,7 +4355,7 @@
               <w:bottom w:val="single" w:color="B0C8E0" w:sz="4"/>
               <w:right w:val="single" w:color="B0C8E0" w:sz="4"/>
             </w:tcBorders>
-            <w:shd w:fill="1A3A5C" w:val="clear"/>
+            <w:shd w:fill="FFFFFF" w:val="clear"/>
             <w:tcMar>
               <w:top w:type="dxa" w:w="80"/>
               <w:left w:type="dxa" w:w="100"/>
@@ -4298,7 +4372,7 @@
                 <w:rFonts w:ascii="맑은 고딕" w:cs="맑은 고딕" w:eastAsia="맑은 고딕" w:hAnsi="맑은 고딕"/>
                 <w:b/>
                 <w:bCs/>
-                <w:color w:val="FFFFFF"/>
+                <w:color w:val="1A1A1A"/>
                 <w:sz w:val="17"/>
                 <w:szCs w:val="17"/>
               </w:rPr>
@@ -4315,7 +4389,7 @@
               <w:bottom w:val="single" w:color="B0C8E0" w:sz="4"/>
               <w:right w:val="single" w:color="B0C8E0" w:sz="4"/>
             </w:tcBorders>
-            <w:shd w:fill="1A3A5C" w:val="clear"/>
+            <w:shd w:fill="FFFFFF" w:val="clear"/>
             <w:tcMar>
               <w:top w:type="dxa" w:w="80"/>
               <w:left w:type="dxa" w:w="100"/>
@@ -4332,7 +4406,7 @@
                 <w:rFonts w:ascii="맑은 고딕" w:cs="맑은 고딕" w:eastAsia="맑은 고딕" w:hAnsi="맑은 고딕"/>
                 <w:b/>
                 <w:bCs/>
-                <w:color w:val="FFFFFF"/>
+                <w:color w:val="1A1A1A"/>
                 <w:sz w:val="17"/>
                 <w:szCs w:val="17"/>
               </w:rPr>
@@ -4351,7 +4425,7 @@
               <w:bottom w:val="single" w:color="B0C8E0" w:sz="4"/>
               <w:right w:val="single" w:color="B0C8E0" w:sz="4"/>
             </w:tcBorders>
-            <w:shd w:fill="EAF1F8" w:val="clear"/>
+            <w:shd w:fill="FFFFFF" w:val="clear"/>
             <w:tcMar>
               <w:top w:type="dxa" w:w="70"/>
               <w:left w:type="dxa" w:w="100"/>
@@ -4385,7 +4459,7 @@
               <w:bottom w:val="single" w:color="B0C8E0" w:sz="4"/>
               <w:right w:val="single" w:color="B0C8E0" w:sz="4"/>
             </w:tcBorders>
-            <w:shd w:fill="EAF1F8" w:val="clear"/>
+            <w:shd w:fill="FFFFFF" w:val="clear"/>
             <w:tcMar>
               <w:top w:type="dxa" w:w="70"/>
               <w:left w:type="dxa" w:w="100"/>
@@ -4419,7 +4493,7 @@
               <w:bottom w:val="single" w:color="B0C8E0" w:sz="4"/>
               <w:right w:val="single" w:color="B0C8E0" w:sz="4"/>
             </w:tcBorders>
-            <w:shd w:fill="EAF1F8" w:val="clear"/>
+            <w:shd w:fill="FFFFFF" w:val="clear"/>
             <w:tcMar>
               <w:top w:type="dxa" w:w="70"/>
               <w:left w:type="dxa" w:w="100"/>
@@ -4453,7 +4527,7 @@
               <w:bottom w:val="single" w:color="B0C8E0" w:sz="4"/>
               <w:right w:val="single" w:color="B0C8E0" w:sz="4"/>
             </w:tcBorders>
-            <w:shd w:fill="EAF1F8" w:val="clear"/>
+            <w:shd w:fill="FFFFFF" w:val="clear"/>
             <w:tcMar>
               <w:top w:type="dxa" w:w="70"/>
               <w:left w:type="dxa" w:w="100"/>
@@ -4627,7 +4701,7 @@
               <w:bottom w:val="single" w:color="B0C8E0" w:sz="4"/>
               <w:right w:val="single" w:color="B0C8E0" w:sz="4"/>
             </w:tcBorders>
-            <w:shd w:fill="EAF1F8" w:val="clear"/>
+            <w:shd w:fill="FFFFFF" w:val="clear"/>
             <w:tcMar>
               <w:top w:type="dxa" w:w="70"/>
               <w:left w:type="dxa" w:w="100"/>
@@ -4661,7 +4735,7 @@
               <w:bottom w:val="single" w:color="B0C8E0" w:sz="4"/>
               <w:right w:val="single" w:color="B0C8E0" w:sz="4"/>
             </w:tcBorders>
-            <w:shd w:fill="EAF1F8" w:val="clear"/>
+            <w:shd w:fill="FFFFFF" w:val="clear"/>
             <w:tcMar>
               <w:top w:type="dxa" w:w="70"/>
               <w:left w:type="dxa" w:w="100"/>
@@ -4695,7 +4769,7 @@
               <w:bottom w:val="single" w:color="B0C8E0" w:sz="4"/>
               <w:right w:val="single" w:color="B0C8E0" w:sz="4"/>
             </w:tcBorders>
-            <w:shd w:fill="EAF1F8" w:val="clear"/>
+            <w:shd w:fill="FFFFFF" w:val="clear"/>
             <w:tcMar>
               <w:top w:type="dxa" w:w="70"/>
               <w:left w:type="dxa" w:w="100"/>
@@ -4729,7 +4803,7 @@
               <w:bottom w:val="single" w:color="B0C8E0" w:sz="4"/>
               <w:right w:val="single" w:color="B0C8E0" w:sz="4"/>
             </w:tcBorders>
-            <w:shd w:fill="EAF1F8" w:val="clear"/>
+            <w:shd w:fill="FFFFFF" w:val="clear"/>
             <w:tcMar>
               <w:top w:type="dxa" w:w="70"/>
               <w:left w:type="dxa" w:w="100"/>
@@ -4903,7 +4977,7 @@
               <w:bottom w:val="single" w:color="B0C8E0" w:sz="4"/>
               <w:right w:val="single" w:color="B0C8E0" w:sz="4"/>
             </w:tcBorders>
-            <w:shd w:fill="EAF1F8" w:val="clear"/>
+            <w:shd w:fill="FFFFFF" w:val="clear"/>
             <w:tcMar>
               <w:top w:type="dxa" w:w="70"/>
               <w:left w:type="dxa" w:w="100"/>
@@ -4937,7 +5011,7 @@
               <w:bottom w:val="single" w:color="B0C8E0" w:sz="4"/>
               <w:right w:val="single" w:color="B0C8E0" w:sz="4"/>
             </w:tcBorders>
-            <w:shd w:fill="EAF1F8" w:val="clear"/>
+            <w:shd w:fill="FFFFFF" w:val="clear"/>
             <w:tcMar>
               <w:top w:type="dxa" w:w="70"/>
               <w:left w:type="dxa" w:w="100"/>
@@ -4971,7 +5045,7 @@
               <w:bottom w:val="single" w:color="B0C8E0" w:sz="4"/>
               <w:right w:val="single" w:color="B0C8E0" w:sz="4"/>
             </w:tcBorders>
-            <w:shd w:fill="EAF1F8" w:val="clear"/>
+            <w:shd w:fill="FFFFFF" w:val="clear"/>
             <w:tcMar>
               <w:top w:type="dxa" w:w="70"/>
               <w:left w:type="dxa" w:w="100"/>
@@ -5005,7 +5079,7 @@
               <w:bottom w:val="single" w:color="B0C8E0" w:sz="4"/>
               <w:right w:val="single" w:color="B0C8E0" w:sz="4"/>
             </w:tcBorders>
-            <w:shd w:fill="EAF1F8" w:val="clear"/>
+            <w:shd w:fill="FFFFFF" w:val="clear"/>
             <w:tcMar>
               <w:top w:type="dxa" w:w="70"/>
               <w:left w:type="dxa" w:w="100"/>
@@ -5179,7 +5253,7 @@
               <w:bottom w:val="single" w:color="B0C8E0" w:sz="4"/>
               <w:right w:val="single" w:color="B0C8E0" w:sz="4"/>
             </w:tcBorders>
-            <w:shd w:fill="EAF1F8" w:val="clear"/>
+            <w:shd w:fill="FFFFFF" w:val="clear"/>
             <w:tcMar>
               <w:top w:type="dxa" w:w="70"/>
               <w:left w:type="dxa" w:w="100"/>
@@ -5213,7 +5287,7 @@
               <w:bottom w:val="single" w:color="B0C8E0" w:sz="4"/>
               <w:right w:val="single" w:color="B0C8E0" w:sz="4"/>
             </w:tcBorders>
-            <w:shd w:fill="EAF1F8" w:val="clear"/>
+            <w:shd w:fill="FFFFFF" w:val="clear"/>
             <w:tcMar>
               <w:top w:type="dxa" w:w="70"/>
               <w:left w:type="dxa" w:w="100"/>
@@ -5247,7 +5321,7 @@
               <w:bottom w:val="single" w:color="B0C8E0" w:sz="4"/>
               <w:right w:val="single" w:color="B0C8E0" w:sz="4"/>
             </w:tcBorders>
-            <w:shd w:fill="EAF1F8" w:val="clear"/>
+            <w:shd w:fill="FFFFFF" w:val="clear"/>
             <w:tcMar>
               <w:top w:type="dxa" w:w="70"/>
               <w:left w:type="dxa" w:w="100"/>
@@ -5281,7 +5355,7 @@
               <w:bottom w:val="single" w:color="B0C8E0" w:sz="4"/>
               <w:right w:val="single" w:color="B0C8E0" w:sz="4"/>
             </w:tcBorders>
-            <w:shd w:fill="EAF1F8" w:val="clear"/>
+            <w:shd w:fill="FFFFFF" w:val="clear"/>
             <w:tcMar>
               <w:top w:type="dxa" w:w="70"/>
               <w:left w:type="dxa" w:w="100"/>
@@ -5455,7 +5529,7 @@
               <w:bottom w:val="single" w:color="B0C8E0" w:sz="4"/>
               <w:right w:val="single" w:color="B0C8E0" w:sz="4"/>
             </w:tcBorders>
-            <w:shd w:fill="EAF1F8" w:val="clear"/>
+            <w:shd w:fill="FFFFFF" w:val="clear"/>
             <w:tcMar>
               <w:top w:type="dxa" w:w="70"/>
               <w:left w:type="dxa" w:w="100"/>
@@ -5489,7 +5563,7 @@
               <w:bottom w:val="single" w:color="B0C8E0" w:sz="4"/>
               <w:right w:val="single" w:color="B0C8E0" w:sz="4"/>
             </w:tcBorders>
-            <w:shd w:fill="EAF1F8" w:val="clear"/>
+            <w:shd w:fill="FFFFFF" w:val="clear"/>
             <w:tcMar>
               <w:top w:type="dxa" w:w="70"/>
               <w:left w:type="dxa" w:w="100"/>
@@ -5523,7 +5597,7 @@
               <w:bottom w:val="single" w:color="B0C8E0" w:sz="4"/>
               <w:right w:val="single" w:color="B0C8E0" w:sz="4"/>
             </w:tcBorders>
-            <w:shd w:fill="EAF1F8" w:val="clear"/>
+            <w:shd w:fill="FFFFFF" w:val="clear"/>
             <w:tcMar>
               <w:top w:type="dxa" w:w="70"/>
               <w:left w:type="dxa" w:w="100"/>
@@ -5557,7 +5631,7 @@
               <w:bottom w:val="single" w:color="B0C8E0" w:sz="4"/>
               <w:right w:val="single" w:color="B0C8E0" w:sz="4"/>
             </w:tcBorders>
-            <w:shd w:fill="EAF1F8" w:val="clear"/>
+            <w:shd w:fill="FFFFFF" w:val="clear"/>
             <w:tcMar>
               <w:top w:type="dxa" w:w="70"/>
               <w:left w:type="dxa" w:w="100"/>
@@ -5738,9 +5812,6 @@
     </w:p>
     <w:p>
       <w:pPr>
-        <w:pBdr>
-          <w:left w:val="single" w:color="C8714A" w:sz="12"/>
-        </w:pBdr>
         <w:spacing w:after="60" w:before="260"/>
         <w:ind w:left="180"/>
       </w:pPr>
@@ -5820,10 +5891,7 @@
     </w:p>
     <w:p>
       <w:pPr>
-        <w:pBdr>
-          <w:bottom w:val="single" w:color="C8714A" w:sz="8"/>
-        </w:pBdr>
-        <w:shd w:fill="1A3A5C" w:val="clear"/>
+        <w:shd w:fill="FFFFFF" w:val="clear"/>
         <w:spacing w:after="200" w:before="440"/>
         <w:jc w:val="center"/>
       </w:pPr>
@@ -5832,7 +5900,7 @@
           <w:rFonts w:ascii="맑은 고딕" w:cs="맑은 고딕" w:eastAsia="맑은 고딕" w:hAnsi="맑은 고딕"/>
           <w:b/>
           <w:bCs/>
-          <w:color w:val="FFFFFF"/>
+          <w:color w:val="1A1A1A"/>
           <w:sz w:val="27"/>
           <w:szCs w:val="27"/>
         </w:rPr>
@@ -5864,9 +5932,6 @@
     </w:p>
     <w:p>
       <w:pPr>
-        <w:pBdr>
-          <w:left w:val="single" w:color="C8714A" w:sz="12"/>
-        </w:pBdr>
         <w:spacing w:after="60" w:before="260"/>
         <w:ind w:left="180"/>
       </w:pPr>
@@ -5930,9 +5995,6 @@
     </w:p>
     <w:p>
       <w:pPr>
-        <w:pBdr>
-          <w:left w:val="single" w:color="C8714A" w:sz="12"/>
-        </w:pBdr>
         <w:spacing w:after="60" w:before="260"/>
         <w:ind w:left="180"/>
       </w:pPr>
@@ -5990,7 +6052,7 @@
               <w:bottom w:val="single" w:color="B0C8E0" w:sz="4"/>
               <w:right w:val="single" w:color="B0C8E0" w:sz="4"/>
             </w:tcBorders>
-            <w:shd w:fill="1A3A5C" w:val="clear"/>
+            <w:shd w:fill="FFFFFF" w:val="clear"/>
             <w:tcMar>
               <w:top w:type="dxa" w:w="80"/>
               <w:left w:type="dxa" w:w="100"/>
@@ -6007,7 +6069,7 @@
                 <w:rFonts w:ascii="맑은 고딕" w:cs="맑은 고딕" w:eastAsia="맑은 고딕" w:hAnsi="맑은 고딕"/>
                 <w:b/>
                 <w:bCs/>
-                <w:color w:val="FFFFFF"/>
+                <w:color w:val="1A1A1A"/>
                 <w:sz w:val="17"/>
                 <w:szCs w:val="17"/>
               </w:rPr>
@@ -6024,7 +6086,7 @@
               <w:bottom w:val="single" w:color="B0C8E0" w:sz="4"/>
               <w:right w:val="single" w:color="B0C8E0" w:sz="4"/>
             </w:tcBorders>
-            <w:shd w:fill="1A3A5C" w:val="clear"/>
+            <w:shd w:fill="FFFFFF" w:val="clear"/>
             <w:tcMar>
               <w:top w:type="dxa" w:w="80"/>
               <w:left w:type="dxa" w:w="100"/>
@@ -6041,7 +6103,7 @@
                 <w:rFonts w:ascii="맑은 고딕" w:cs="맑은 고딕" w:eastAsia="맑은 고딕" w:hAnsi="맑은 고딕"/>
                 <w:b/>
                 <w:bCs/>
-                <w:color w:val="FFFFFF"/>
+                <w:color w:val="1A1A1A"/>
                 <w:sz w:val="17"/>
                 <w:szCs w:val="17"/>
               </w:rPr>
@@ -6058,7 +6120,7 @@
               <w:bottom w:val="single" w:color="B0C8E0" w:sz="4"/>
               <w:right w:val="single" w:color="B0C8E0" w:sz="4"/>
             </w:tcBorders>
-            <w:shd w:fill="1A3A5C" w:val="clear"/>
+            <w:shd w:fill="FFFFFF" w:val="clear"/>
             <w:tcMar>
               <w:top w:type="dxa" w:w="80"/>
               <w:left w:type="dxa" w:w="100"/>
@@ -6075,7 +6137,7 @@
                 <w:rFonts w:ascii="맑은 고딕" w:cs="맑은 고딕" w:eastAsia="맑은 고딕" w:hAnsi="맑은 고딕"/>
                 <w:b/>
                 <w:bCs/>
-                <w:color w:val="FFFFFF"/>
+                <w:color w:val="1A1A1A"/>
                 <w:sz w:val="17"/>
                 <w:szCs w:val="17"/>
               </w:rPr>
@@ -6092,7 +6154,7 @@
               <w:bottom w:val="single" w:color="B0C8E0" w:sz="4"/>
               <w:right w:val="single" w:color="B0C8E0" w:sz="4"/>
             </w:tcBorders>
-            <w:shd w:fill="1A3A5C" w:val="clear"/>
+            <w:shd w:fill="FFFFFF" w:val="clear"/>
             <w:tcMar>
               <w:top w:type="dxa" w:w="80"/>
               <w:left w:type="dxa" w:w="100"/>
@@ -6109,7 +6171,7 @@
                 <w:rFonts w:ascii="맑은 고딕" w:cs="맑은 고딕" w:eastAsia="맑은 고딕" w:hAnsi="맑은 고딕"/>
                 <w:b/>
                 <w:bCs/>
-                <w:color w:val="FFFFFF"/>
+                <w:color w:val="1A1A1A"/>
                 <w:sz w:val="17"/>
                 <w:szCs w:val="17"/>
               </w:rPr>
@@ -6128,7 +6190,7 @@
               <w:bottom w:val="single" w:color="B0C8E0" w:sz="4"/>
               <w:right w:val="single" w:color="B0C8E0" w:sz="4"/>
             </w:tcBorders>
-            <w:shd w:fill="EAF1F8" w:val="clear"/>
+            <w:shd w:fill="FFFFFF" w:val="clear"/>
             <w:tcMar>
               <w:top w:type="dxa" w:w="70"/>
               <w:left w:type="dxa" w:w="100"/>
@@ -6162,7 +6224,7 @@
               <w:bottom w:val="single" w:color="B0C8E0" w:sz="4"/>
               <w:right w:val="single" w:color="B0C8E0" w:sz="4"/>
             </w:tcBorders>
-            <w:shd w:fill="EAF1F8" w:val="clear"/>
+            <w:shd w:fill="FFFFFF" w:val="clear"/>
             <w:tcMar>
               <w:top w:type="dxa" w:w="70"/>
               <w:left w:type="dxa" w:w="100"/>
@@ -6196,7 +6258,7 @@
               <w:bottom w:val="single" w:color="B0C8E0" w:sz="4"/>
               <w:right w:val="single" w:color="B0C8E0" w:sz="4"/>
             </w:tcBorders>
-            <w:shd w:fill="EAF1F8" w:val="clear"/>
+            <w:shd w:fill="FFFFFF" w:val="clear"/>
             <w:tcMar>
               <w:top w:type="dxa" w:w="70"/>
               <w:left w:type="dxa" w:w="100"/>
@@ -6230,7 +6292,7 @@
               <w:bottom w:val="single" w:color="B0C8E0" w:sz="4"/>
               <w:right w:val="single" w:color="B0C8E0" w:sz="4"/>
             </w:tcBorders>
-            <w:shd w:fill="EAF1F8" w:val="clear"/>
+            <w:shd w:fill="FFFFFF" w:val="clear"/>
             <w:tcMar>
               <w:top w:type="dxa" w:w="70"/>
               <w:left w:type="dxa" w:w="100"/>
@@ -6404,7 +6466,7 @@
               <w:bottom w:val="single" w:color="B0C8E0" w:sz="4"/>
               <w:right w:val="single" w:color="B0C8E0" w:sz="4"/>
             </w:tcBorders>
-            <w:shd w:fill="EAF1F8" w:val="clear"/>
+            <w:shd w:fill="FFFFFF" w:val="clear"/>
             <w:tcMar>
               <w:top w:type="dxa" w:w="70"/>
               <w:left w:type="dxa" w:w="100"/>
@@ -6438,7 +6500,7 @@
               <w:bottom w:val="single" w:color="B0C8E0" w:sz="4"/>
               <w:right w:val="single" w:color="B0C8E0" w:sz="4"/>
             </w:tcBorders>
-            <w:shd w:fill="EAF1F8" w:val="clear"/>
+            <w:shd w:fill="FFFFFF" w:val="clear"/>
             <w:tcMar>
               <w:top w:type="dxa" w:w="70"/>
               <w:left w:type="dxa" w:w="100"/>
@@ -6472,7 +6534,7 @@
               <w:bottom w:val="single" w:color="B0C8E0" w:sz="4"/>
               <w:right w:val="single" w:color="B0C8E0" w:sz="4"/>
             </w:tcBorders>
-            <w:shd w:fill="EAF1F8" w:val="clear"/>
+            <w:shd w:fill="FFFFFF" w:val="clear"/>
             <w:tcMar>
               <w:top w:type="dxa" w:w="70"/>
               <w:left w:type="dxa" w:w="100"/>
@@ -6506,7 +6568,7 @@
               <w:bottom w:val="single" w:color="B0C8E0" w:sz="4"/>
               <w:right w:val="single" w:color="B0C8E0" w:sz="4"/>
             </w:tcBorders>
-            <w:shd w:fill="EAF1F8" w:val="clear"/>
+            <w:shd w:fill="FFFFFF" w:val="clear"/>
             <w:tcMar>
               <w:top w:type="dxa" w:w="70"/>
               <w:left w:type="dxa" w:w="100"/>
@@ -6687,9 +6749,6 @@
     </w:p>
     <w:p>
       <w:pPr>
-        <w:pBdr>
-          <w:left w:val="single" w:color="C8714A" w:sz="12"/>
-        </w:pBdr>
         <w:spacing w:after="60" w:before="260"/>
         <w:ind w:left="180"/>
       </w:pPr>
@@ -6747,7 +6806,7 @@
               <w:bottom w:val="single" w:color="B0C8E0" w:sz="4"/>
               <w:right w:val="single" w:color="B0C8E0" w:sz="4"/>
             </w:tcBorders>
-            <w:shd w:fill="1A3A5C" w:val="clear"/>
+            <w:shd w:fill="FFFFFF" w:val="clear"/>
             <w:tcMar>
               <w:top w:type="dxa" w:w="80"/>
               <w:left w:type="dxa" w:w="100"/>
@@ -6764,7 +6823,7 @@
                 <w:rFonts w:ascii="맑은 고딕" w:cs="맑은 고딕" w:eastAsia="맑은 고딕" w:hAnsi="맑은 고딕"/>
                 <w:b/>
                 <w:bCs/>
-                <w:color w:val="FFFFFF"/>
+                <w:color w:val="1A1A1A"/>
                 <w:sz w:val="17"/>
                 <w:szCs w:val="17"/>
               </w:rPr>
@@ -6781,7 +6840,7 @@
               <w:bottom w:val="single" w:color="B0C8E0" w:sz="4"/>
               <w:right w:val="single" w:color="B0C8E0" w:sz="4"/>
             </w:tcBorders>
-            <w:shd w:fill="1A3A5C" w:val="clear"/>
+            <w:shd w:fill="FFFFFF" w:val="clear"/>
             <w:tcMar>
               <w:top w:type="dxa" w:w="80"/>
               <w:left w:type="dxa" w:w="100"/>
@@ -6798,7 +6857,7 @@
                 <w:rFonts w:ascii="맑은 고딕" w:cs="맑은 고딕" w:eastAsia="맑은 고딕" w:hAnsi="맑은 고딕"/>
                 <w:b/>
                 <w:bCs/>
-                <w:color w:val="FFFFFF"/>
+                <w:color w:val="1A1A1A"/>
                 <w:sz w:val="17"/>
                 <w:szCs w:val="17"/>
               </w:rPr>
@@ -6815,7 +6874,7 @@
               <w:bottom w:val="single" w:color="B0C8E0" w:sz="4"/>
               <w:right w:val="single" w:color="B0C8E0" w:sz="4"/>
             </w:tcBorders>
-            <w:shd w:fill="1A3A5C" w:val="clear"/>
+            <w:shd w:fill="FFFFFF" w:val="clear"/>
             <w:tcMar>
               <w:top w:type="dxa" w:w="80"/>
               <w:left w:type="dxa" w:w="100"/>
@@ -6832,7 +6891,7 @@
                 <w:rFonts w:ascii="맑은 고딕" w:cs="맑은 고딕" w:eastAsia="맑은 고딕" w:hAnsi="맑은 고딕"/>
                 <w:b/>
                 <w:bCs/>
-                <w:color w:val="FFFFFF"/>
+                <w:color w:val="1A1A1A"/>
                 <w:sz w:val="17"/>
                 <w:szCs w:val="17"/>
               </w:rPr>
@@ -6849,7 +6908,7 @@
               <w:bottom w:val="single" w:color="B0C8E0" w:sz="4"/>
               <w:right w:val="single" w:color="B0C8E0" w:sz="4"/>
             </w:tcBorders>
-            <w:shd w:fill="1A3A5C" w:val="clear"/>
+            <w:shd w:fill="FFFFFF" w:val="clear"/>
             <w:tcMar>
               <w:top w:type="dxa" w:w="80"/>
               <w:left w:type="dxa" w:w="100"/>
@@ -6866,7 +6925,7 @@
                 <w:rFonts w:ascii="맑은 고딕" w:cs="맑은 고딕" w:eastAsia="맑은 고딕" w:hAnsi="맑은 고딕"/>
                 <w:b/>
                 <w:bCs/>
-                <w:color w:val="FFFFFF"/>
+                <w:color w:val="1A1A1A"/>
                 <w:sz w:val="17"/>
                 <w:szCs w:val="17"/>
               </w:rPr>
@@ -6885,7 +6944,7 @@
               <w:bottom w:val="single" w:color="B0C8E0" w:sz="4"/>
               <w:right w:val="single" w:color="B0C8E0" w:sz="4"/>
             </w:tcBorders>
-            <w:shd w:fill="EAF1F8" w:val="clear"/>
+            <w:shd w:fill="FFFFFF" w:val="clear"/>
             <w:tcMar>
               <w:top w:type="dxa" w:w="70"/>
               <w:left w:type="dxa" w:w="100"/>
@@ -6919,7 +6978,7 @@
               <w:bottom w:val="single" w:color="B0C8E0" w:sz="4"/>
               <w:right w:val="single" w:color="B0C8E0" w:sz="4"/>
             </w:tcBorders>
-            <w:shd w:fill="EAF1F8" w:val="clear"/>
+            <w:shd w:fill="FFFFFF" w:val="clear"/>
             <w:tcMar>
               <w:top w:type="dxa" w:w="70"/>
               <w:left w:type="dxa" w:w="100"/>
@@ -6953,7 +7012,7 @@
               <w:bottom w:val="single" w:color="B0C8E0" w:sz="4"/>
               <w:right w:val="single" w:color="B0C8E0" w:sz="4"/>
             </w:tcBorders>
-            <w:shd w:fill="EAF1F8" w:val="clear"/>
+            <w:shd w:fill="FFFFFF" w:val="clear"/>
             <w:tcMar>
               <w:top w:type="dxa" w:w="70"/>
               <w:left w:type="dxa" w:w="100"/>
@@ -6987,7 +7046,7 @@
               <w:bottom w:val="single" w:color="B0C8E0" w:sz="4"/>
               <w:right w:val="single" w:color="B0C8E0" w:sz="4"/>
             </w:tcBorders>
-            <w:shd w:fill="EAF1F8" w:val="clear"/>
+            <w:shd w:fill="FFFFFF" w:val="clear"/>
             <w:tcMar>
               <w:top w:type="dxa" w:w="70"/>
               <w:left w:type="dxa" w:w="100"/>
@@ -7161,7 +7220,7 @@
               <w:bottom w:val="single" w:color="B0C8E0" w:sz="4"/>
               <w:right w:val="single" w:color="B0C8E0" w:sz="4"/>
             </w:tcBorders>
-            <w:shd w:fill="EAF1F8" w:val="clear"/>
+            <w:shd w:fill="FFFFFF" w:val="clear"/>
             <w:tcMar>
               <w:top w:type="dxa" w:w="70"/>
               <w:left w:type="dxa" w:w="100"/>
@@ -7195,7 +7254,7 @@
               <w:bottom w:val="single" w:color="B0C8E0" w:sz="4"/>
               <w:right w:val="single" w:color="B0C8E0" w:sz="4"/>
             </w:tcBorders>
-            <w:shd w:fill="EAF1F8" w:val="clear"/>
+            <w:shd w:fill="FFFFFF" w:val="clear"/>
             <w:tcMar>
               <w:top w:type="dxa" w:w="70"/>
               <w:left w:type="dxa" w:w="100"/>
@@ -7229,7 +7288,7 @@
               <w:bottom w:val="single" w:color="B0C8E0" w:sz="4"/>
               <w:right w:val="single" w:color="B0C8E0" w:sz="4"/>
             </w:tcBorders>
-            <w:shd w:fill="EAF1F8" w:val="clear"/>
+            <w:shd w:fill="FFFFFF" w:val="clear"/>
             <w:tcMar>
               <w:top w:type="dxa" w:w="70"/>
               <w:left w:type="dxa" w:w="100"/>
@@ -7263,7 +7322,7 @@
               <w:bottom w:val="single" w:color="B0C8E0" w:sz="4"/>
               <w:right w:val="single" w:color="B0C8E0" w:sz="4"/>
             </w:tcBorders>
-            <w:shd w:fill="EAF1F8" w:val="clear"/>
+            <w:shd w:fill="FFFFFF" w:val="clear"/>
             <w:tcMar>
               <w:top w:type="dxa" w:w="70"/>
               <w:left w:type="dxa" w:w="100"/>
@@ -7306,9 +7365,6 @@
     </w:p>
     <w:p>
       <w:pPr>
-        <w:pBdr>
-          <w:left w:val="single" w:color="C8714A" w:sz="12"/>
-        </w:pBdr>
         <w:spacing w:after="60" w:before="260"/>
         <w:ind w:left="180"/>
       </w:pPr>
@@ -7404,9 +7460,6 @@
     </w:p>
     <w:p>
       <w:pPr>
-        <w:pBdr>
-          <w:left w:val="single" w:color="C8714A" w:sz="12"/>
-        </w:pBdr>
         <w:spacing w:after="60" w:before="260"/>
         <w:ind w:left="180"/>
       </w:pPr>
@@ -7486,9 +7539,6 @@
     </w:p>
     <w:p>
       <w:pPr>
-        <w:pBdr>
-          <w:left w:val="single" w:color="C8714A" w:sz="12"/>
-        </w:pBdr>
         <w:spacing w:after="60" w:before="260"/>
         <w:ind w:left="180"/>
       </w:pPr>
@@ -7522,12 +7572,12 @@
       <w:tblPr>
         <w:tblW w:type="dxa" w:w="9070"/>
         <w:tblBorders>
-          <w:top w:val="single" w:color="auto" w:sz="4"/>
-          <w:left w:val="single" w:color="auto" w:sz="4"/>
-          <w:bottom w:val="single" w:color="auto" w:sz="4"/>
-          <w:right w:val="single" w:color="auto" w:sz="4"/>
-          <w:insideH w:val="single" w:color="auto" w:sz="4"/>
-          <w:insideV w:val="single" w:color="auto" w:sz="4"/>
+          <w:top w:val="nil"/>
+          <w:left w:val="nil"/>
+          <w:bottom w:val="nil"/>
+          <w:right w:val="nil"/>
+          <w:insideH w:val="nil"/>
+          <w:insideV w:val="nil"/>
         </w:tblBorders>
       </w:tblPr>
       <w:tblGrid>
@@ -7537,13 +7587,7 @@
         <w:tc>
           <w:tcPr>
             <w:tcW w:type="dxa" w:w="9070"/>
-            <w:tcBorders>
-              <w:top w:val="single" w:color="1A3A5C" w:sz="10"/>
-              <w:left w:val="single" w:color="1A3A5C" w:sz="6"/>
-              <w:bottom w:val="single" w:color="1A3A5C" w:sz="10"/>
-              <w:right w:val="none" w:color="FFFFFF" w:sz="0"/>
-            </w:tcBorders>
-            <w:shd w:fill="EAF1F8" w:val="clear"/>
+            <w:shd w:fill="FFFFFF" w:val="clear"/>
             <w:tcMar>
               <w:top w:type="dxa" w:w="140"/>
               <w:left w:type="dxa" w:w="260"/>
@@ -7768,12 +7812,12 @@
       <w:tblPr>
         <w:tblW w:type="dxa" w:w="9070"/>
         <w:tblBorders>
-          <w:top w:val="single" w:color="auto" w:sz="4"/>
-          <w:left w:val="single" w:color="auto" w:sz="4"/>
-          <w:bottom w:val="single" w:color="auto" w:sz="4"/>
-          <w:right w:val="single" w:color="auto" w:sz="4"/>
-          <w:insideH w:val="single" w:color="auto" w:sz="4"/>
-          <w:insideV w:val="single" w:color="auto" w:sz="4"/>
+          <w:top w:val="nil"/>
+          <w:left w:val="nil"/>
+          <w:bottom w:val="nil"/>
+          <w:right w:val="nil"/>
+          <w:insideH w:val="nil"/>
+          <w:insideV w:val="nil"/>
         </w:tblBorders>
       </w:tblPr>
       <w:tblGrid>
@@ -7783,13 +7827,7 @@
         <w:tc>
           <w:tcPr>
             <w:tcW w:type="dxa" w:w="9070"/>
-            <w:tcBorders>
-              <w:top w:val="single" w:color="B0C8E0" w:sz="4"/>
-              <w:left w:val="single" w:color="B0C8E0" w:sz="4"/>
-              <w:bottom w:val="single" w:color="B0C8E0" w:sz="4"/>
-              <w:right w:val="single" w:color="B0C8E0" w:sz="4"/>
-            </w:tcBorders>
-            <w:shd w:fill="EAF1F8" w:val="clear"/>
+            <w:shd w:fill="FFFFFF" w:val="clear"/>
             <w:tcMar>
               <w:top w:type="dxa" w:w="180"/>
               <w:left w:type="dxa" w:w="300"/>
@@ -7885,9 +7923,6 @@
     </w:p>
     <w:p>
       <w:pPr>
-        <w:pBdr>
-          <w:bottom w:val="single" w:color="C8714A" w:sz="6"/>
-        </w:pBdr>
         <w:spacing w:after="80" w:before="0"/>
         <w:jc w:val="center"/>
       </w:pPr>
@@ -7990,7 +8025,7 @@
               <w:bottom w:val="single" w:color="B0C8E0" w:sz="4"/>
               <w:right w:val="single" w:color="B0C8E0" w:sz="4"/>
             </w:tcBorders>
-            <w:shd w:fill="EAF1F8" w:val="clear"/>
+            <w:shd w:fill="FFFFFF" w:val="clear"/>
             <w:tcMar>
               <w:top w:type="dxa" w:w="80"/>
               <w:left w:type="dxa" w:w="160"/>
@@ -8054,7 +8089,7 @@
               <w:bottom w:val="single" w:color="B0C8E0" w:sz="4"/>
               <w:right w:val="single" w:color="B0C8E0" w:sz="4"/>
             </w:tcBorders>
-            <w:shd w:fill="EAF1F8" w:val="clear"/>
+            <w:shd w:fill="FFFFFF" w:val="clear"/>
             <w:tcMar>
               <w:top w:type="dxa" w:w="80"/>
               <w:left w:type="dxa" w:w="160"/>
@@ -8118,7 +8153,7 @@
               <w:bottom w:val="single" w:color="B0C8E0" w:sz="4"/>
               <w:right w:val="single" w:color="B0C8E0" w:sz="4"/>
             </w:tcBorders>
-            <w:shd w:fill="EAF1F8" w:val="clear"/>
+            <w:shd w:fill="FFFFFF" w:val="clear"/>
             <w:tcMar>
               <w:top w:type="dxa" w:w="80"/>
               <w:left w:type="dxa" w:w="160"/>
@@ -8182,7 +8217,7 @@
               <w:bottom w:val="single" w:color="B0C8E0" w:sz="4"/>
               <w:right w:val="single" w:color="B0C8E0" w:sz="4"/>
             </w:tcBorders>
-            <w:shd w:fill="EAF1F8" w:val="clear"/>
+            <w:shd w:fill="FFFFFF" w:val="clear"/>
             <w:tcMar>
               <w:top w:type="dxa" w:w="80"/>
               <w:left w:type="dxa" w:w="160"/>
@@ -8246,7 +8281,7 @@
               <w:bottom w:val="single" w:color="B0C8E0" w:sz="4"/>
               <w:right w:val="single" w:color="B0C8E0" w:sz="4"/>
             </w:tcBorders>
-            <w:shd w:fill="EAF1F8" w:val="clear"/>
+            <w:shd w:fill="FFFFFF" w:val="clear"/>
             <w:tcMar>
               <w:top w:type="dxa" w:w="80"/>
               <w:left w:type="dxa" w:w="160"/>
@@ -8339,10 +8374,7 @@
     </w:p>
     <w:p>
       <w:pPr>
-        <w:pBdr>
-          <w:bottom w:val="single" w:color="C8714A" w:sz="8"/>
-        </w:pBdr>
-        <w:shd w:fill="1A3A5C" w:val="clear"/>
+        <w:shd w:fill="FFFFFF" w:val="clear"/>
         <w:spacing w:after="200" w:before="440"/>
         <w:jc w:val="center"/>
       </w:pPr>
@@ -8351,7 +8383,7 @@
           <w:rFonts w:ascii="맑은 고딕" w:cs="맑은 고딕" w:eastAsia="맑은 고딕" w:hAnsi="맑은 고딕"/>
           <w:b/>
           <w:bCs/>
-          <w:color w:val="FFFFFF"/>
+          <w:color w:val="1A1A1A"/>
           <w:sz w:val="27"/>
           <w:szCs w:val="27"/>
         </w:rPr>
@@ -8383,9 +8415,6 @@
     </w:p>
     <w:p>
       <w:pPr>
-        <w:pBdr>
-          <w:left w:val="single" w:color="C8714A" w:sz="12"/>
-        </w:pBdr>
         <w:spacing w:after="60" w:before="260"/>
         <w:ind w:left="180"/>
       </w:pPr>
@@ -8433,9 +8462,6 @@
     </w:p>
     <w:p>
       <w:pPr>
-        <w:pBdr>
-          <w:left w:val="single" w:color="C8714A" w:sz="12"/>
-        </w:pBdr>
         <w:spacing w:after="60" w:before="260"/>
         <w:ind w:left="180"/>
       </w:pPr>
@@ -8494,7 +8520,7 @@
               <w:bottom w:val="single" w:color="B0C8E0" w:sz="4"/>
               <w:right w:val="single" w:color="B0C8E0" w:sz="4"/>
             </w:tcBorders>
-            <w:shd w:fill="1A3A5C" w:val="clear"/>
+            <w:shd w:fill="FFFFFF" w:val="clear"/>
             <w:tcMar>
               <w:top w:type="dxa" w:w="80"/>
               <w:left w:type="dxa" w:w="100"/>
@@ -8511,7 +8537,7 @@
                 <w:rFonts w:ascii="맑은 고딕" w:cs="맑은 고딕" w:eastAsia="맑은 고딕" w:hAnsi="맑은 고딕"/>
                 <w:b/>
                 <w:bCs/>
-                <w:color w:val="FFFFFF"/>
+                <w:color w:val="1A1A1A"/>
                 <w:sz w:val="17"/>
                 <w:szCs w:val="17"/>
               </w:rPr>
@@ -8528,7 +8554,7 @@
               <w:bottom w:val="single" w:color="B0C8E0" w:sz="4"/>
               <w:right w:val="single" w:color="B0C8E0" w:sz="4"/>
             </w:tcBorders>
-            <w:shd w:fill="1A3A5C" w:val="clear"/>
+            <w:shd w:fill="FFFFFF" w:val="clear"/>
             <w:tcMar>
               <w:top w:type="dxa" w:w="80"/>
               <w:left w:type="dxa" w:w="100"/>
@@ -8545,7 +8571,7 @@
                 <w:rFonts w:ascii="맑은 고딕" w:cs="맑은 고딕" w:eastAsia="맑은 고딕" w:hAnsi="맑은 고딕"/>
                 <w:b/>
                 <w:bCs/>
-                <w:color w:val="FFFFFF"/>
+                <w:color w:val="1A1A1A"/>
                 <w:sz w:val="17"/>
                 <w:szCs w:val="17"/>
               </w:rPr>
@@ -8562,7 +8588,7 @@
               <w:bottom w:val="single" w:color="B0C8E0" w:sz="4"/>
               <w:right w:val="single" w:color="B0C8E0" w:sz="4"/>
             </w:tcBorders>
-            <w:shd w:fill="1A3A5C" w:val="clear"/>
+            <w:shd w:fill="FFFFFF" w:val="clear"/>
             <w:tcMar>
               <w:top w:type="dxa" w:w="80"/>
               <w:left w:type="dxa" w:w="100"/>
@@ -8579,7 +8605,7 @@
                 <w:rFonts w:ascii="맑은 고딕" w:cs="맑은 고딕" w:eastAsia="맑은 고딕" w:hAnsi="맑은 고딕"/>
                 <w:b/>
                 <w:bCs/>
-                <w:color w:val="FFFFFF"/>
+                <w:color w:val="1A1A1A"/>
                 <w:sz w:val="17"/>
                 <w:szCs w:val="17"/>
               </w:rPr>
@@ -8596,7 +8622,7 @@
               <w:bottom w:val="single" w:color="B0C8E0" w:sz="4"/>
               <w:right w:val="single" w:color="B0C8E0" w:sz="4"/>
             </w:tcBorders>
-            <w:shd w:fill="1A3A5C" w:val="clear"/>
+            <w:shd w:fill="FFFFFF" w:val="clear"/>
             <w:tcMar>
               <w:top w:type="dxa" w:w="80"/>
               <w:left w:type="dxa" w:w="100"/>
@@ -8613,7 +8639,7 @@
                 <w:rFonts w:ascii="맑은 고딕" w:cs="맑은 고딕" w:eastAsia="맑은 고딕" w:hAnsi="맑은 고딕"/>
                 <w:b/>
                 <w:bCs/>
-                <w:color w:val="FFFFFF"/>
+                <w:color w:val="1A1A1A"/>
                 <w:sz w:val="17"/>
                 <w:szCs w:val="17"/>
               </w:rPr>
@@ -8630,7 +8656,7 @@
               <w:bottom w:val="single" w:color="B0C8E0" w:sz="4"/>
               <w:right w:val="single" w:color="B0C8E0" w:sz="4"/>
             </w:tcBorders>
-            <w:shd w:fill="1A3A5C" w:val="clear"/>
+            <w:shd w:fill="FFFFFF" w:val="clear"/>
             <w:tcMar>
               <w:top w:type="dxa" w:w="80"/>
               <w:left w:type="dxa" w:w="100"/>
@@ -8647,7 +8673,7 @@
                 <w:rFonts w:ascii="맑은 고딕" w:cs="맑은 고딕" w:eastAsia="맑은 고딕" w:hAnsi="맑은 고딕"/>
                 <w:b/>
                 <w:bCs/>
-                <w:color w:val="FFFFFF"/>
+                <w:color w:val="1A1A1A"/>
                 <w:sz w:val="17"/>
                 <w:szCs w:val="17"/>
               </w:rPr>
@@ -8666,7 +8692,7 @@
               <w:bottom w:val="single" w:color="B0C8E0" w:sz="4"/>
               <w:right w:val="single" w:color="B0C8E0" w:sz="4"/>
             </w:tcBorders>
-            <w:shd w:fill="EAF1F8" w:val="clear"/>
+            <w:shd w:fill="FFFFFF" w:val="clear"/>
             <w:tcMar>
               <w:top w:type="dxa" w:w="70"/>
               <w:left w:type="dxa" w:w="100"/>
@@ -8700,7 +8726,7 @@
               <w:bottom w:val="single" w:color="B0C8E0" w:sz="4"/>
               <w:right w:val="single" w:color="B0C8E0" w:sz="4"/>
             </w:tcBorders>
-            <w:shd w:fill="EAF1F8" w:val="clear"/>
+            <w:shd w:fill="FFFFFF" w:val="clear"/>
             <w:tcMar>
               <w:top w:type="dxa" w:w="70"/>
               <w:left w:type="dxa" w:w="100"/>
@@ -8734,7 +8760,7 @@
               <w:bottom w:val="single" w:color="B0C8E0" w:sz="4"/>
               <w:right w:val="single" w:color="B0C8E0" w:sz="4"/>
             </w:tcBorders>
-            <w:shd w:fill="EAF1F8" w:val="clear"/>
+            <w:shd w:fill="FFFFFF" w:val="clear"/>
             <w:tcMar>
               <w:top w:type="dxa" w:w="70"/>
               <w:left w:type="dxa" w:w="100"/>
@@ -8768,7 +8794,7 @@
               <w:bottom w:val="single" w:color="B0C8E0" w:sz="4"/>
               <w:right w:val="single" w:color="B0C8E0" w:sz="4"/>
             </w:tcBorders>
-            <w:shd w:fill="EAF1F8" w:val="clear"/>
+            <w:shd w:fill="FFFFFF" w:val="clear"/>
             <w:tcMar>
               <w:top w:type="dxa" w:w="70"/>
               <w:left w:type="dxa" w:w="100"/>
@@ -8802,7 +8828,7 @@
               <w:bottom w:val="single" w:color="B0C8E0" w:sz="4"/>
               <w:right w:val="single" w:color="B0C8E0" w:sz="4"/>
             </w:tcBorders>
-            <w:shd w:fill="EAF1F8" w:val="clear"/>
+            <w:shd w:fill="FFFFFF" w:val="clear"/>
             <w:tcMar>
               <w:top w:type="dxa" w:w="70"/>
               <w:left w:type="dxa" w:w="100"/>
@@ -9010,7 +9036,7 @@
               <w:bottom w:val="single" w:color="B0C8E0" w:sz="4"/>
               <w:right w:val="single" w:color="B0C8E0" w:sz="4"/>
             </w:tcBorders>
-            <w:shd w:fill="EAF1F8" w:val="clear"/>
+            <w:shd w:fill="FFFFFF" w:val="clear"/>
             <w:tcMar>
               <w:top w:type="dxa" w:w="70"/>
               <w:left w:type="dxa" w:w="100"/>
@@ -9044,7 +9070,7 @@
               <w:bottom w:val="single" w:color="B0C8E0" w:sz="4"/>
               <w:right w:val="single" w:color="B0C8E0" w:sz="4"/>
             </w:tcBorders>
-            <w:shd w:fill="EAF1F8" w:val="clear"/>
+            <w:shd w:fill="FFFFFF" w:val="clear"/>
             <w:tcMar>
               <w:top w:type="dxa" w:w="70"/>
               <w:left w:type="dxa" w:w="100"/>
@@ -9078,7 +9104,7 @@
               <w:bottom w:val="single" w:color="B0C8E0" w:sz="4"/>
               <w:right w:val="single" w:color="B0C8E0" w:sz="4"/>
             </w:tcBorders>
-            <w:shd w:fill="EAF1F8" w:val="clear"/>
+            <w:shd w:fill="FFFFFF" w:val="clear"/>
             <w:tcMar>
               <w:top w:type="dxa" w:w="70"/>
               <w:left w:type="dxa" w:w="100"/>
@@ -9112,7 +9138,7 @@
               <w:bottom w:val="single" w:color="B0C8E0" w:sz="4"/>
               <w:right w:val="single" w:color="B0C8E0" w:sz="4"/>
             </w:tcBorders>
-            <w:shd w:fill="EAF1F8" w:val="clear"/>
+            <w:shd w:fill="FFFFFF" w:val="clear"/>
             <w:tcMar>
               <w:top w:type="dxa" w:w="70"/>
               <w:left w:type="dxa" w:w="100"/>
@@ -9146,7 +9172,7 @@
               <w:bottom w:val="single" w:color="B0C8E0" w:sz="4"/>
               <w:right w:val="single" w:color="B0C8E0" w:sz="4"/>
             </w:tcBorders>
-            <w:shd w:fill="EAF1F8" w:val="clear"/>
+            <w:shd w:fill="FFFFFF" w:val="clear"/>
             <w:tcMar>
               <w:top w:type="dxa" w:w="70"/>
               <w:left w:type="dxa" w:w="100"/>
@@ -9354,7 +9380,7 @@
               <w:bottom w:val="single" w:color="B0C8E0" w:sz="4"/>
               <w:right w:val="single" w:color="B0C8E0" w:sz="4"/>
             </w:tcBorders>
-            <w:shd w:fill="EAF1F8" w:val="clear"/>
+            <w:shd w:fill="FFFFFF" w:val="clear"/>
             <w:tcMar>
               <w:top w:type="dxa" w:w="70"/>
               <w:left w:type="dxa" w:w="100"/>
@@ -9388,7 +9414,7 @@
               <w:bottom w:val="single" w:color="B0C8E0" w:sz="4"/>
               <w:right w:val="single" w:color="B0C8E0" w:sz="4"/>
             </w:tcBorders>
-            <w:shd w:fill="EAF1F8" w:val="clear"/>
+            <w:shd w:fill="FFFFFF" w:val="clear"/>
             <w:tcMar>
               <w:top w:type="dxa" w:w="70"/>
               <w:left w:type="dxa" w:w="100"/>
@@ -9422,7 +9448,7 @@
               <w:bottom w:val="single" w:color="B0C8E0" w:sz="4"/>
               <w:right w:val="single" w:color="B0C8E0" w:sz="4"/>
             </w:tcBorders>
-            <w:shd w:fill="EAF1F8" w:val="clear"/>
+            <w:shd w:fill="FFFFFF" w:val="clear"/>
             <w:tcMar>
               <w:top w:type="dxa" w:w="70"/>
               <w:left w:type="dxa" w:w="100"/>
@@ -9456,7 +9482,7 @@
               <w:bottom w:val="single" w:color="B0C8E0" w:sz="4"/>
               <w:right w:val="single" w:color="B0C8E0" w:sz="4"/>
             </w:tcBorders>
-            <w:shd w:fill="EAF1F8" w:val="clear"/>
+            <w:shd w:fill="FFFFFF" w:val="clear"/>
             <w:tcMar>
               <w:top w:type="dxa" w:w="70"/>
               <w:left w:type="dxa" w:w="100"/>
@@ -9490,7 +9516,7 @@
               <w:bottom w:val="single" w:color="B0C8E0" w:sz="4"/>
               <w:right w:val="single" w:color="B0C8E0" w:sz="4"/>
             </w:tcBorders>
-            <w:shd w:fill="EAF1F8" w:val="clear"/>
+            <w:shd w:fill="FFFFFF" w:val="clear"/>
             <w:tcMar>
               <w:top w:type="dxa" w:w="70"/>
               <w:left w:type="dxa" w:w="100"/>
@@ -9698,7 +9724,7 @@
               <w:bottom w:val="single" w:color="B0C8E0" w:sz="4"/>
               <w:right w:val="single" w:color="B0C8E0" w:sz="4"/>
             </w:tcBorders>
-            <w:shd w:fill="EAF1F8" w:val="clear"/>
+            <w:shd w:fill="FFFFFF" w:val="clear"/>
             <w:tcMar>
               <w:top w:type="dxa" w:w="70"/>
               <w:left w:type="dxa" w:w="100"/>
@@ -9732,7 +9758,7 @@
               <w:bottom w:val="single" w:color="B0C8E0" w:sz="4"/>
               <w:right w:val="single" w:color="B0C8E0" w:sz="4"/>
             </w:tcBorders>
-            <w:shd w:fill="EAF1F8" w:val="clear"/>
+            <w:shd w:fill="FFFFFF" w:val="clear"/>
             <w:tcMar>
               <w:top w:type="dxa" w:w="70"/>
               <w:left w:type="dxa" w:w="100"/>
@@ -9766,7 +9792,7 @@
               <w:bottom w:val="single" w:color="B0C8E0" w:sz="4"/>
               <w:right w:val="single" w:color="B0C8E0" w:sz="4"/>
             </w:tcBorders>
-            <w:shd w:fill="EAF1F8" w:val="clear"/>
+            <w:shd w:fill="FFFFFF" w:val="clear"/>
             <w:tcMar>
               <w:top w:type="dxa" w:w="70"/>
               <w:left w:type="dxa" w:w="100"/>
@@ -9800,7 +9826,7 @@
               <w:bottom w:val="single" w:color="B0C8E0" w:sz="4"/>
               <w:right w:val="single" w:color="B0C8E0" w:sz="4"/>
             </w:tcBorders>
-            <w:shd w:fill="EAF1F8" w:val="clear"/>
+            <w:shd w:fill="FFFFFF" w:val="clear"/>
             <w:tcMar>
               <w:top w:type="dxa" w:w="70"/>
               <w:left w:type="dxa" w:w="100"/>
@@ -9834,7 +9860,7 @@
               <w:bottom w:val="single" w:color="B0C8E0" w:sz="4"/>
               <w:right w:val="single" w:color="B0C8E0" w:sz="4"/>
             </w:tcBorders>
-            <w:shd w:fill="EAF1F8" w:val="clear"/>
+            <w:shd w:fill="FFFFFF" w:val="clear"/>
             <w:tcMar>
               <w:top w:type="dxa" w:w="70"/>
               <w:left w:type="dxa" w:w="100"/>
@@ -9877,9 +9903,6 @@
     </w:p>
     <w:p>
       <w:pPr>
-        <w:pBdr>
-          <w:left w:val="single" w:color="C8714A" w:sz="12"/>
-        </w:pBdr>
         <w:spacing w:after="60" w:before="260"/>
         <w:ind w:left="180"/>
       </w:pPr>
@@ -9943,10 +9966,7 @@
     </w:p>
     <w:p>
       <w:pPr>
-        <w:pBdr>
-          <w:bottom w:val="single" w:color="C8714A" w:sz="8"/>
-        </w:pBdr>
-        <w:shd w:fill="1A3A5C" w:val="clear"/>
+        <w:shd w:fill="FFFFFF" w:val="clear"/>
         <w:spacing w:after="200" w:before="440"/>
         <w:jc w:val="center"/>
       </w:pPr>
@@ -9955,7 +9975,7 @@
           <w:rFonts w:ascii="맑은 고딕" w:cs="맑은 고딕" w:eastAsia="맑은 고딕" w:hAnsi="맑은 고딕"/>
           <w:b/>
           <w:bCs/>
-          <w:color w:val="FFFFFF"/>
+          <w:color w:val="1A1A1A"/>
           <w:sz w:val="27"/>
           <w:szCs w:val="27"/>
         </w:rPr>
@@ -9987,9 +10007,6 @@
     </w:p>
     <w:p>
       <w:pPr>
-        <w:pBdr>
-          <w:left w:val="single" w:color="C8714A" w:sz="12"/>
-        </w:pBdr>
         <w:spacing w:after="60" w:before="260"/>
         <w:ind w:left="180"/>
       </w:pPr>
@@ -10181,10 +10198,7 @@
     </w:p>
     <w:p>
       <w:pPr>
-        <w:pBdr>
-          <w:bottom w:val="single" w:color="C8714A" w:sz="8"/>
-        </w:pBdr>
-        <w:shd w:fill="1A3A5C" w:val="clear"/>
+        <w:shd w:fill="FFFFFF" w:val="clear"/>
         <w:spacing w:after="200" w:before="440"/>
         <w:jc w:val="center"/>
       </w:pPr>
@@ -10193,7 +10207,7 @@
           <w:rFonts w:ascii="맑은 고딕" w:cs="맑은 고딕" w:eastAsia="맑은 고딕" w:hAnsi="맑은 고딕"/>
           <w:b/>
           <w:bCs/>
-          <w:color w:val="FFFFFF"/>
+          <w:color w:val="1A1A1A"/>
           <w:sz w:val="27"/>
           <w:szCs w:val="27"/>
         </w:rPr>
@@ -10225,9 +10239,6 @@
     </w:p>
     <w:p>
       <w:pPr>
-        <w:pBdr>
-          <w:left w:val="single" w:color="C8714A" w:sz="12"/>
-        </w:pBdr>
         <w:spacing w:after="60" w:before="260"/>
         <w:ind w:left="180"/>
       </w:pPr>
@@ -10301,7 +10312,7 @@
               <w:bottom w:val="single" w:color="B0C8E0" w:sz="4"/>
               <w:right w:val="single" w:color="B0C8E0" w:sz="4"/>
             </w:tcBorders>
-            <w:shd w:fill="1A3A5C" w:val="clear"/>
+            <w:shd w:fill="FFFFFF" w:val="clear"/>
             <w:tcMar>
               <w:top w:type="dxa" w:w="80"/>
               <w:left w:type="dxa" w:w="100"/>
@@ -10318,7 +10329,7 @@
                 <w:rFonts w:ascii="맑은 고딕" w:cs="맑은 고딕" w:eastAsia="맑은 고딕" w:hAnsi="맑은 고딕"/>
                 <w:b/>
                 <w:bCs/>
-                <w:color w:val="FFFFFF"/>
+                <w:color w:val="1A1A1A"/>
                 <w:sz w:val="17"/>
                 <w:szCs w:val="17"/>
               </w:rPr>
@@ -10335,7 +10346,7 @@
               <w:bottom w:val="single" w:color="B0C8E0" w:sz="4"/>
               <w:right w:val="single" w:color="B0C8E0" w:sz="4"/>
             </w:tcBorders>
-            <w:shd w:fill="1A3A5C" w:val="clear"/>
+            <w:shd w:fill="FFFFFF" w:val="clear"/>
             <w:tcMar>
               <w:top w:type="dxa" w:w="80"/>
               <w:left w:type="dxa" w:w="100"/>
@@ -10352,7 +10363,7 @@
                 <w:rFonts w:ascii="맑은 고딕" w:cs="맑은 고딕" w:eastAsia="맑은 고딕" w:hAnsi="맑은 고딕"/>
                 <w:b/>
                 <w:bCs/>
-                <w:color w:val="FFFFFF"/>
+                <w:color w:val="1A1A1A"/>
                 <w:sz w:val="17"/>
                 <w:szCs w:val="17"/>
               </w:rPr>
@@ -10369,7 +10380,7 @@
               <w:bottom w:val="single" w:color="B0C8E0" w:sz="4"/>
               <w:right w:val="single" w:color="B0C8E0" w:sz="4"/>
             </w:tcBorders>
-            <w:shd w:fill="1A3A5C" w:val="clear"/>
+            <w:shd w:fill="FFFFFF" w:val="clear"/>
             <w:tcMar>
               <w:top w:type="dxa" w:w="80"/>
               <w:left w:type="dxa" w:w="100"/>
@@ -10386,7 +10397,7 @@
                 <w:rFonts w:ascii="맑은 고딕" w:cs="맑은 고딕" w:eastAsia="맑은 고딕" w:hAnsi="맑은 고딕"/>
                 <w:b/>
                 <w:bCs/>
-                <w:color w:val="FFFFFF"/>
+                <w:color w:val="1A1A1A"/>
                 <w:sz w:val="17"/>
                 <w:szCs w:val="17"/>
               </w:rPr>
@@ -10403,7 +10414,7 @@
               <w:bottom w:val="single" w:color="B0C8E0" w:sz="4"/>
               <w:right w:val="single" w:color="B0C8E0" w:sz="4"/>
             </w:tcBorders>
-            <w:shd w:fill="1A3A5C" w:val="clear"/>
+            <w:shd w:fill="FFFFFF" w:val="clear"/>
             <w:tcMar>
               <w:top w:type="dxa" w:w="80"/>
               <w:left w:type="dxa" w:w="100"/>
@@ -10420,7 +10431,7 @@
                 <w:rFonts w:ascii="맑은 고딕" w:cs="맑은 고딕" w:eastAsia="맑은 고딕" w:hAnsi="맑은 고딕"/>
                 <w:b/>
                 <w:bCs/>
-                <w:color w:val="FFFFFF"/>
+                <w:color w:val="1A1A1A"/>
                 <w:sz w:val="17"/>
                 <w:szCs w:val="17"/>
               </w:rPr>
@@ -10439,7 +10450,7 @@
               <w:bottom w:val="single" w:color="B0C8E0" w:sz="4"/>
               <w:right w:val="single" w:color="B0C8E0" w:sz="4"/>
             </w:tcBorders>
-            <w:shd w:fill="EAF1F8" w:val="clear"/>
+            <w:shd w:fill="FFFFFF" w:val="clear"/>
             <w:tcMar>
               <w:top w:type="dxa" w:w="70"/>
               <w:left w:type="dxa" w:w="100"/>
@@ -10473,7 +10484,7 @@
               <w:bottom w:val="single" w:color="B0C8E0" w:sz="4"/>
               <w:right w:val="single" w:color="B0C8E0" w:sz="4"/>
             </w:tcBorders>
-            <w:shd w:fill="EAF1F8" w:val="clear"/>
+            <w:shd w:fill="FFFFFF" w:val="clear"/>
             <w:tcMar>
               <w:top w:type="dxa" w:w="70"/>
               <w:left w:type="dxa" w:w="100"/>
@@ -10507,7 +10518,7 @@
               <w:bottom w:val="single" w:color="B0C8E0" w:sz="4"/>
               <w:right w:val="single" w:color="B0C8E0" w:sz="4"/>
             </w:tcBorders>
-            <w:shd w:fill="EAF1F8" w:val="clear"/>
+            <w:shd w:fill="FFFFFF" w:val="clear"/>
             <w:tcMar>
               <w:top w:type="dxa" w:w="70"/>
               <w:left w:type="dxa" w:w="100"/>
@@ -10541,7 +10552,7 @@
               <w:bottom w:val="single" w:color="B0C8E0" w:sz="4"/>
               <w:right w:val="single" w:color="B0C8E0" w:sz="4"/>
             </w:tcBorders>
-            <w:shd w:fill="EAF1F8" w:val="clear"/>
+            <w:shd w:fill="FFFFFF" w:val="clear"/>
             <w:tcMar>
               <w:top w:type="dxa" w:w="70"/>
               <w:left w:type="dxa" w:w="100"/>
@@ -10715,7 +10726,7 @@
               <w:bottom w:val="single" w:color="B0C8E0" w:sz="4"/>
               <w:right w:val="single" w:color="B0C8E0" w:sz="4"/>
             </w:tcBorders>
-            <w:shd w:fill="EAF1F8" w:val="clear"/>
+            <w:shd w:fill="FFFFFF" w:val="clear"/>
             <w:tcMar>
               <w:top w:type="dxa" w:w="70"/>
               <w:left w:type="dxa" w:w="100"/>
@@ -10749,7 +10760,7 @@
               <w:bottom w:val="single" w:color="B0C8E0" w:sz="4"/>
               <w:right w:val="single" w:color="B0C8E0" w:sz="4"/>
             </w:tcBorders>
-            <w:shd w:fill="EAF1F8" w:val="clear"/>
+            <w:shd w:fill="FFFFFF" w:val="clear"/>
             <w:tcMar>
               <w:top w:type="dxa" w:w="70"/>
               <w:left w:type="dxa" w:w="100"/>
@@ -10783,7 +10794,7 @@
               <w:bottom w:val="single" w:color="B0C8E0" w:sz="4"/>
               <w:right w:val="single" w:color="B0C8E0" w:sz="4"/>
             </w:tcBorders>
-            <w:shd w:fill="EAF1F8" w:val="clear"/>
+            <w:shd w:fill="FFFFFF" w:val="clear"/>
             <w:tcMar>
               <w:top w:type="dxa" w:w="70"/>
               <w:left w:type="dxa" w:w="100"/>
@@ -10817,7 +10828,7 @@
               <w:bottom w:val="single" w:color="B0C8E0" w:sz="4"/>
               <w:right w:val="single" w:color="B0C8E0" w:sz="4"/>
             </w:tcBorders>
-            <w:shd w:fill="EAF1F8" w:val="clear"/>
+            <w:shd w:fill="FFFFFF" w:val="clear"/>
             <w:tcMar>
               <w:top w:type="dxa" w:w="70"/>
               <w:left w:type="dxa" w:w="100"/>
@@ -10860,9 +10871,6 @@
     </w:p>
     <w:p>
       <w:pPr>
-        <w:pBdr>
-          <w:left w:val="single" w:color="C8714A" w:sz="12"/>
-        </w:pBdr>
         <w:spacing w:after="60" w:before="260"/>
         <w:ind w:left="180"/>
       </w:pPr>
@@ -10942,10 +10950,7 @@
     </w:p>
     <w:p>
       <w:pPr>
-        <w:pBdr>
-          <w:bottom w:val="single" w:color="C8714A" w:sz="8"/>
-        </w:pBdr>
-        <w:shd w:fill="1A3A5C" w:val="clear"/>
+        <w:shd w:fill="FFFFFF" w:val="clear"/>
         <w:spacing w:after="200" w:before="440"/>
         <w:jc w:val="center"/>
       </w:pPr>
@@ -10954,7 +10959,7 @@
           <w:rFonts w:ascii="맑은 고딕" w:cs="맑은 고딕" w:eastAsia="맑은 고딕" w:hAnsi="맑은 고딕"/>
           <w:b/>
           <w:bCs/>
-          <w:color w:val="FFFFFF"/>
+          <w:color w:val="1A1A1A"/>
           <w:sz w:val="27"/>
           <w:szCs w:val="27"/>
         </w:rPr>
@@ -10986,9 +10991,6 @@
     </w:p>
     <w:p>
       <w:pPr>
-        <w:pBdr>
-          <w:left w:val="single" w:color="C8714A" w:sz="12"/>
-        </w:pBdr>
         <w:spacing w:after="60" w:before="260"/>
         <w:ind w:left="180"/>
       </w:pPr>
@@ -11084,9 +11086,6 @@
     </w:p>
     <w:p>
       <w:pPr>
-        <w:pBdr>
-          <w:left w:val="single" w:color="C8714A" w:sz="12"/>
-        </w:pBdr>
         <w:spacing w:after="60" w:before="260"/>
         <w:ind w:left="180"/>
       </w:pPr>
@@ -11278,10 +11277,7 @@
     </w:p>
     <w:p>
       <w:pPr>
-        <w:pBdr>
-          <w:bottom w:val="single" w:color="C8714A" w:sz="8"/>
-        </w:pBdr>
-        <w:shd w:fill="1A3A5C" w:val="clear"/>
+        <w:shd w:fill="FFFFFF" w:val="clear"/>
         <w:spacing w:after="200" w:before="440"/>
         <w:jc w:val="center"/>
       </w:pPr>
@@ -11290,7 +11286,7 @@
           <w:rFonts w:ascii="맑은 고딕" w:cs="맑은 고딕" w:eastAsia="맑은 고딕" w:hAnsi="맑은 고딕"/>
           <w:b/>
           <w:bCs/>
-          <w:color w:val="FFFFFF"/>
+          <w:color w:val="1A1A1A"/>
           <w:sz w:val="27"/>
           <w:szCs w:val="27"/>
         </w:rPr>
@@ -11322,9 +11318,6 @@
     </w:p>
     <w:p>
       <w:pPr>
-        <w:pBdr>
-          <w:left w:val="single" w:color="C8714A" w:sz="12"/>
-        </w:pBdr>
         <w:spacing w:after="60" w:before="260"/>
         <w:ind w:left="180"/>
       </w:pPr>
@@ -11484,9 +11477,6 @@
     </w:p>
     <w:p>
       <w:pPr>
-        <w:pBdr>
-          <w:left w:val="single" w:color="C8714A" w:sz="12"/>
-        </w:pBdr>
         <w:spacing w:after="60" w:before="260"/>
         <w:ind w:left="180"/>
       </w:pPr>
@@ -11566,9 +11556,6 @@
     </w:p>
     <w:p>
       <w:pPr>
-        <w:pBdr>
-          <w:left w:val="single" w:color="C8714A" w:sz="12"/>
-        </w:pBdr>
         <w:spacing w:after="60" w:before="260"/>
         <w:ind w:left="180"/>
       </w:pPr>
@@ -11746,12 +11733,12 @@
       <w:tblPr>
         <w:tblW w:type="dxa" w:w="9070"/>
         <w:tblBorders>
-          <w:top w:val="single" w:color="auto" w:sz="4"/>
-          <w:left w:val="single" w:color="auto" w:sz="4"/>
-          <w:bottom w:val="single" w:color="auto" w:sz="4"/>
-          <w:right w:val="single" w:color="auto" w:sz="4"/>
-          <w:insideH w:val="single" w:color="auto" w:sz="4"/>
-          <w:insideV w:val="single" w:color="auto" w:sz="4"/>
+          <w:top w:val="nil"/>
+          <w:left w:val="nil"/>
+          <w:bottom w:val="nil"/>
+          <w:right w:val="nil"/>
+          <w:insideH w:val="nil"/>
+          <w:insideV w:val="nil"/>
         </w:tblBorders>
       </w:tblPr>
       <w:tblGrid>
@@ -11761,13 +11748,7 @@
         <w:tc>
           <w:tcPr>
             <w:tcW w:type="dxa" w:w="9070"/>
-            <w:tcBorders>
-              <w:top w:val="single" w:color="B0C8E0" w:sz="4"/>
-              <w:left w:val="single" w:color="B0C8E0" w:sz="4"/>
-              <w:bottom w:val="single" w:color="B0C8E0" w:sz="4"/>
-              <w:right w:val="single" w:color="B0C8E0" w:sz="4"/>
-            </w:tcBorders>
-            <w:shd w:fill="EAF1F8" w:val="clear"/>
+            <w:shd w:fill="FFFFFF" w:val="clear"/>
             <w:tcMar>
               <w:top w:type="dxa" w:w="180"/>
               <w:left w:type="dxa" w:w="300"/>
@@ -11819,6 +11800,955 @@
                 <w:szCs w:val="19"/>
               </w:rPr>
               <w:t xml:space="preserve">담임목사  박상혁  (인)    시설관리부장  ___________  (인)</w:t>
+            </w:r>
+          </w:p>
+        </w:tc>
+      </w:tr>
+    </w:tbl>
+    <w:p/>
+    <w:p>
+      <w:r>
+        <w:rPr>
+          <w:rFonts w:ascii="맑은 고딕" w:hAnsi="맑은 고딕" w:eastAsia="맑은 고딕" w:cs="맑은 고딕"/>
+          <w:b/>
+          <w:color w:val="1A3A5C"/>
+          <w:sz w:val="24"/>
+        </w:rPr>
+        <w:t xml:space="preserve">■ 개정 이력  </w:t>
+      </w:r>
+      <w:r>
+        <w:rPr>
+          <w:rFonts w:ascii="맑은 고딕" w:hAnsi="맑은 고딕" w:eastAsia="맑은 고딕" w:cs="맑은 고딕"/>
+          <w:color w:val="9A8E84"/>
+          <w:sz w:val="20"/>
+        </w:rPr>
+        <w:t>Revision History</w:t>
+      </w:r>
+    </w:p>
+    <w:p>
+      <w:r>
+        <w:rPr>
+          <w:rFonts w:ascii="맑은 고딕" w:hAnsi="맑은 고딕" w:eastAsia="맑은 고딕" w:cs="맑은 고딕"/>
+          <w:color w:val="9A8E84"/>
+          <w:sz w:val="17"/>
+        </w:rPr>
+        <w:t>※ 본 매뉴얼은 부서장 검토 후 담임목사 승인으로 개정하며, 개정 시 아래 표에 기록합니다.</w:t>
+      </w:r>
+    </w:p>
+    <w:tbl>
+      <w:tblPr>
+        <w:tblW w:type="auto" w:w="0"/>
+        <w:jc w:val="center"/>
+        <w:tblLayout w:type="fixed"/>
+        <w:tblLook w:firstColumn="1" w:firstRow="1" w:lastColumn="0" w:lastRow="0" w:noHBand="0" w:noVBand="1" w:val="04A0"/>
+      </w:tblPr>
+      <w:tblGrid>
+        <w:gridCol w:w="1814"/>
+        <w:gridCol w:w="1814"/>
+        <w:gridCol w:w="1814"/>
+        <w:gridCol w:w="1814"/>
+        <w:gridCol w:w="1814"/>
+      </w:tblGrid>
+      <w:tr>
+        <w:tc>
+          <w:tcPr>
+            <w:tcW w:type="dxa" w:w="1100"/>
+            <w:tcBorders>
+              <w:top w:val="single" w:sz="4" w:space="0" w:color="B0C8E0"/>
+              <w:left w:val="single" w:sz="4" w:space="0" w:color="B0C8E0"/>
+              <w:bottom w:val="single" w:sz="4" w:space="0" w:color="B0C8E0"/>
+              <w:right w:val="single" w:sz="4" w:space="0" w:color="B0C8E0"/>
+            </w:tcBorders>
+            <w:shd w:val="clear" w:color="auto" w:fill="F2F2F2"/>
+          </w:tcPr>
+          <w:p>
+            <w:pPr>
+              <w:jc w:val="center"/>
+            </w:pPr>
+            <w:r/>
+            <w:r>
+              <w:rPr>
+                <w:rFonts w:ascii="맑은 고딕" w:hAnsi="맑은 고딕" w:eastAsia="맑은 고딕" w:cs="맑은 고딕"/>
+                <w:b/>
+                <w:color w:val="2C2114"/>
+                <w:sz w:val="18"/>
+              </w:rPr>
+              <w:t>차수</w:t>
+            </w:r>
+          </w:p>
+        </w:tc>
+        <w:tc>
+          <w:tcPr>
+            <w:tcW w:type="dxa" w:w="1700"/>
+            <w:tcBorders>
+              <w:top w:val="single" w:sz="4" w:space="0" w:color="B0C8E0"/>
+              <w:left w:val="single" w:sz="4" w:space="0" w:color="B0C8E0"/>
+              <w:bottom w:val="single" w:sz="4" w:space="0" w:color="B0C8E0"/>
+              <w:right w:val="single" w:sz="4" w:space="0" w:color="B0C8E0"/>
+            </w:tcBorders>
+            <w:shd w:val="clear" w:color="auto" w:fill="F2F2F2"/>
+          </w:tcPr>
+          <w:p>
+            <w:pPr>
+              <w:jc w:val="center"/>
+            </w:pPr>
+            <w:r/>
+            <w:r>
+              <w:rPr>
+                <w:rFonts w:ascii="맑은 고딕" w:hAnsi="맑은 고딕" w:eastAsia="맑은 고딕" w:cs="맑은 고딕"/>
+                <w:b/>
+                <w:color w:val="2C2114"/>
+                <w:sz w:val="18"/>
+              </w:rPr>
+              <w:t>개정일자</w:t>
+            </w:r>
+          </w:p>
+        </w:tc>
+        <w:tc>
+          <w:tcPr>
+            <w:tcW w:type="dxa" w:w="4200"/>
+            <w:tcBorders>
+              <w:top w:val="single" w:sz="4" w:space="0" w:color="B0C8E0"/>
+              <w:left w:val="single" w:sz="4" w:space="0" w:color="B0C8E0"/>
+              <w:bottom w:val="single" w:sz="4" w:space="0" w:color="B0C8E0"/>
+              <w:right w:val="single" w:sz="4" w:space="0" w:color="B0C8E0"/>
+            </w:tcBorders>
+            <w:shd w:val="clear" w:color="auto" w:fill="F2F2F2"/>
+          </w:tcPr>
+          <w:p>
+            <w:pPr>
+              <w:jc w:val="center"/>
+            </w:pPr>
+            <w:r/>
+            <w:r>
+              <w:rPr>
+                <w:rFonts w:ascii="맑은 고딕" w:hAnsi="맑은 고딕" w:eastAsia="맑은 고딕" w:cs="맑은 고딕"/>
+                <w:b/>
+                <w:color w:val="2C2114"/>
+                <w:sz w:val="18"/>
+              </w:rPr>
+              <w:t>개정 내용</w:t>
+            </w:r>
+          </w:p>
+        </w:tc>
+        <w:tc>
+          <w:tcPr>
+            <w:tcW w:type="dxa" w:w="1700"/>
+            <w:tcBorders>
+              <w:top w:val="single" w:sz="4" w:space="0" w:color="B0C8E0"/>
+              <w:left w:val="single" w:sz="4" w:space="0" w:color="B0C8E0"/>
+              <w:bottom w:val="single" w:sz="4" w:space="0" w:color="B0C8E0"/>
+              <w:right w:val="single" w:sz="4" w:space="0" w:color="B0C8E0"/>
+            </w:tcBorders>
+            <w:shd w:val="clear" w:color="auto" w:fill="F2F2F2"/>
+          </w:tcPr>
+          <w:p>
+            <w:pPr>
+              <w:jc w:val="center"/>
+            </w:pPr>
+            <w:r/>
+            <w:r>
+              <w:rPr>
+                <w:rFonts w:ascii="맑은 고딕" w:hAnsi="맑은 고딕" w:eastAsia="맑은 고딕" w:cs="맑은 고딕"/>
+                <w:b/>
+                <w:color w:val="2C2114"/>
+                <w:sz w:val="18"/>
+              </w:rPr>
+              <w:t>개정자</w:t>
+            </w:r>
+          </w:p>
+        </w:tc>
+        <w:tc>
+          <w:tcPr>
+            <w:tcW w:type="dxa" w:w="1700"/>
+            <w:tcBorders>
+              <w:top w:val="single" w:sz="4" w:space="0" w:color="B0C8E0"/>
+              <w:left w:val="single" w:sz="4" w:space="0" w:color="B0C8E0"/>
+              <w:bottom w:val="single" w:sz="4" w:space="0" w:color="B0C8E0"/>
+              <w:right w:val="single" w:sz="4" w:space="0" w:color="B0C8E0"/>
+            </w:tcBorders>
+            <w:shd w:val="clear" w:color="auto" w:fill="F2F2F2"/>
+          </w:tcPr>
+          <w:p>
+            <w:pPr>
+              <w:jc w:val="center"/>
+            </w:pPr>
+            <w:r/>
+            <w:r>
+              <w:rPr>
+                <w:rFonts w:ascii="맑은 고딕" w:hAnsi="맑은 고딕" w:eastAsia="맑은 고딕" w:cs="맑은 고딕"/>
+                <w:b/>
+                <w:color w:val="2C2114"/>
+                <w:sz w:val="18"/>
+              </w:rPr>
+              <w:t>승인자</w:t>
+            </w:r>
+          </w:p>
+        </w:tc>
+      </w:tr>
+      <w:tr>
+        <w:tc>
+          <w:tcPr>
+            <w:tcW w:type="dxa" w:w="1100"/>
+            <w:tcBorders>
+              <w:top w:val="single" w:sz="4" w:space="0" w:color="B0C8E0"/>
+              <w:left w:val="single" w:sz="4" w:space="0" w:color="B0C8E0"/>
+              <w:bottom w:val="single" w:sz="4" w:space="0" w:color="B0C8E0"/>
+              <w:right w:val="single" w:sz="4" w:space="0" w:color="B0C8E0"/>
+            </w:tcBorders>
+          </w:tcPr>
+          <w:p>
+            <w:pPr>
+              <w:jc w:val="center"/>
+            </w:pPr>
+            <w:r/>
+            <w:r>
+              <w:rPr>
+                <w:rFonts w:ascii="맑은 고딕" w:hAnsi="맑은 고딕" w:eastAsia="맑은 고딕" w:cs="맑은 고딕"/>
+                <w:b w:val="0"/>
+                <w:color w:val="2C2114"/>
+                <w:sz w:val="18"/>
+              </w:rPr>
+              <w:t>제정</w:t>
+            </w:r>
+          </w:p>
+        </w:tc>
+        <w:tc>
+          <w:tcPr>
+            <w:tcW w:type="dxa" w:w="1700"/>
+            <w:tcBorders>
+              <w:top w:val="single" w:sz="4" w:space="0" w:color="B0C8E0"/>
+              <w:left w:val="single" w:sz="4" w:space="0" w:color="B0C8E0"/>
+              <w:bottom w:val="single" w:sz="4" w:space="0" w:color="B0C8E0"/>
+              <w:right w:val="single" w:sz="4" w:space="0" w:color="B0C8E0"/>
+            </w:tcBorders>
+          </w:tcPr>
+          <w:p>
+            <w:pPr>
+              <w:jc w:val="center"/>
+            </w:pPr>
+            <w:r/>
+            <w:r>
+              <w:rPr>
+                <w:rFonts w:ascii="맑은 고딕" w:hAnsi="맑은 고딕" w:eastAsia="맑은 고딕" w:cs="맑은 고딕"/>
+                <w:b w:val="0"/>
+                <w:color w:val="2C2114"/>
+                <w:sz w:val="18"/>
+              </w:rPr>
+              <w:t>20      .      .</w:t>
+            </w:r>
+          </w:p>
+        </w:tc>
+        <w:tc>
+          <w:tcPr>
+            <w:tcW w:type="dxa" w:w="4200"/>
+            <w:tcBorders>
+              <w:top w:val="single" w:sz="4" w:space="0" w:color="B0C8E0"/>
+              <w:left w:val="single" w:sz="4" w:space="0" w:color="B0C8E0"/>
+              <w:bottom w:val="single" w:sz="4" w:space="0" w:color="B0C8E0"/>
+              <w:right w:val="single" w:sz="4" w:space="0" w:color="B0C8E0"/>
+            </w:tcBorders>
+          </w:tcPr>
+          <w:p>
+            <w:pPr>
+              <w:jc w:val="left"/>
+            </w:pPr>
+            <w:r/>
+            <w:r>
+              <w:rPr>
+                <w:rFonts w:ascii="맑은 고딕" w:hAnsi="맑은 고딕" w:eastAsia="맑은 고딕" w:cs="맑은 고딕"/>
+                <w:b w:val="0"/>
+                <w:color w:val="2C2114"/>
+                <w:sz w:val="18"/>
+              </w:rPr>
+              <w:t>최초 제정</w:t>
+            </w:r>
+          </w:p>
+        </w:tc>
+        <w:tc>
+          <w:tcPr>
+            <w:tcW w:type="dxa" w:w="1700"/>
+            <w:tcBorders>
+              <w:top w:val="single" w:sz="4" w:space="0" w:color="B0C8E0"/>
+              <w:left w:val="single" w:sz="4" w:space="0" w:color="B0C8E0"/>
+              <w:bottom w:val="single" w:sz="4" w:space="0" w:color="B0C8E0"/>
+              <w:right w:val="single" w:sz="4" w:space="0" w:color="B0C8E0"/>
+            </w:tcBorders>
+          </w:tcPr>
+          <w:p>
+            <w:pPr>
+              <w:jc w:val="center"/>
+            </w:pPr>
+            <w:r/>
+            <w:r>
+              <w:rPr>
+                <w:rFonts w:ascii="맑은 고딕" w:hAnsi="맑은 고딕" w:eastAsia="맑은 고딕" w:cs="맑은 고딕"/>
+                <w:b w:val="0"/>
+                <w:color w:val="2C2114"/>
+                <w:sz w:val="18"/>
+              </w:rPr>
+              <w:t>—</w:t>
+            </w:r>
+          </w:p>
+        </w:tc>
+        <w:tc>
+          <w:tcPr>
+            <w:tcW w:type="dxa" w:w="1700"/>
+            <w:tcBorders>
+              <w:top w:val="single" w:sz="4" w:space="0" w:color="B0C8E0"/>
+              <w:left w:val="single" w:sz="4" w:space="0" w:color="B0C8E0"/>
+              <w:bottom w:val="single" w:sz="4" w:space="0" w:color="B0C8E0"/>
+              <w:right w:val="single" w:sz="4" w:space="0" w:color="B0C8E0"/>
+            </w:tcBorders>
+          </w:tcPr>
+          <w:p>
+            <w:pPr>
+              <w:jc w:val="center"/>
+            </w:pPr>
+            <w:r/>
+            <w:r>
+              <w:rPr>
+                <w:rFonts w:ascii="맑은 고딕" w:hAnsi="맑은 고딕" w:eastAsia="맑은 고딕" w:cs="맑은 고딕"/>
+                <w:b w:val="0"/>
+                <w:color w:val="2C2114"/>
+                <w:sz w:val="18"/>
+              </w:rPr>
+              <w:t>담임목사 박상혁</w:t>
+            </w:r>
+          </w:p>
+        </w:tc>
+      </w:tr>
+      <w:tr>
+        <w:tc>
+          <w:tcPr>
+            <w:tcW w:type="dxa" w:w="1100"/>
+            <w:tcBorders>
+              <w:top w:val="single" w:sz="4" w:space="0" w:color="B0C8E0"/>
+              <w:left w:val="single" w:sz="4" w:space="0" w:color="B0C8E0"/>
+              <w:bottom w:val="single" w:sz="4" w:space="0" w:color="B0C8E0"/>
+              <w:right w:val="single" w:sz="4" w:space="0" w:color="B0C8E0"/>
+            </w:tcBorders>
+          </w:tcPr>
+          <w:p>
+            <w:pPr>
+              <w:jc w:val="center"/>
+            </w:pPr>
+            <w:r/>
+            <w:r>
+              <w:rPr>
+                <w:rFonts w:ascii="맑은 고딕" w:hAnsi="맑은 고딕" w:eastAsia="맑은 고딕" w:cs="맑은 고딕"/>
+                <w:b w:val="0"/>
+                <w:color w:val="2C2114"/>
+                <w:sz w:val="18"/>
+              </w:rPr>
+            </w:r>
+          </w:p>
+        </w:tc>
+        <w:tc>
+          <w:tcPr>
+            <w:tcW w:type="dxa" w:w="1700"/>
+            <w:tcBorders>
+              <w:top w:val="single" w:sz="4" w:space="0" w:color="B0C8E0"/>
+              <w:left w:val="single" w:sz="4" w:space="0" w:color="B0C8E0"/>
+              <w:bottom w:val="single" w:sz="4" w:space="0" w:color="B0C8E0"/>
+              <w:right w:val="single" w:sz="4" w:space="0" w:color="B0C8E0"/>
+            </w:tcBorders>
+          </w:tcPr>
+          <w:p>
+            <w:pPr>
+              <w:jc w:val="center"/>
+            </w:pPr>
+            <w:r/>
+            <w:r>
+              <w:rPr>
+                <w:rFonts w:ascii="맑은 고딕" w:hAnsi="맑은 고딕" w:eastAsia="맑은 고딕" w:cs="맑은 고딕"/>
+                <w:b w:val="0"/>
+                <w:color w:val="2C2114"/>
+                <w:sz w:val="18"/>
+              </w:rPr>
+            </w:r>
+          </w:p>
+        </w:tc>
+        <w:tc>
+          <w:tcPr>
+            <w:tcW w:type="dxa" w:w="4200"/>
+            <w:tcBorders>
+              <w:top w:val="single" w:sz="4" w:space="0" w:color="B0C8E0"/>
+              <w:left w:val="single" w:sz="4" w:space="0" w:color="B0C8E0"/>
+              <w:bottom w:val="single" w:sz="4" w:space="0" w:color="B0C8E0"/>
+              <w:right w:val="single" w:sz="4" w:space="0" w:color="B0C8E0"/>
+            </w:tcBorders>
+          </w:tcPr>
+          <w:p>
+            <w:pPr>
+              <w:jc w:val="center"/>
+            </w:pPr>
+            <w:r/>
+            <w:r>
+              <w:rPr>
+                <w:rFonts w:ascii="맑은 고딕" w:hAnsi="맑은 고딕" w:eastAsia="맑은 고딕" w:cs="맑은 고딕"/>
+                <w:b w:val="0"/>
+                <w:color w:val="2C2114"/>
+                <w:sz w:val="18"/>
+              </w:rPr>
+            </w:r>
+          </w:p>
+        </w:tc>
+        <w:tc>
+          <w:tcPr>
+            <w:tcW w:type="dxa" w:w="1700"/>
+            <w:tcBorders>
+              <w:top w:val="single" w:sz="4" w:space="0" w:color="B0C8E0"/>
+              <w:left w:val="single" w:sz="4" w:space="0" w:color="B0C8E0"/>
+              <w:bottom w:val="single" w:sz="4" w:space="0" w:color="B0C8E0"/>
+              <w:right w:val="single" w:sz="4" w:space="0" w:color="B0C8E0"/>
+            </w:tcBorders>
+          </w:tcPr>
+          <w:p>
+            <w:pPr>
+              <w:jc w:val="center"/>
+            </w:pPr>
+            <w:r/>
+            <w:r>
+              <w:rPr>
+                <w:rFonts w:ascii="맑은 고딕" w:hAnsi="맑은 고딕" w:eastAsia="맑은 고딕" w:cs="맑은 고딕"/>
+                <w:b w:val="0"/>
+                <w:color w:val="2C2114"/>
+                <w:sz w:val="18"/>
+              </w:rPr>
+            </w:r>
+          </w:p>
+        </w:tc>
+        <w:tc>
+          <w:tcPr>
+            <w:tcW w:type="dxa" w:w="1700"/>
+            <w:tcBorders>
+              <w:top w:val="single" w:sz="4" w:space="0" w:color="B0C8E0"/>
+              <w:left w:val="single" w:sz="4" w:space="0" w:color="B0C8E0"/>
+              <w:bottom w:val="single" w:sz="4" w:space="0" w:color="B0C8E0"/>
+              <w:right w:val="single" w:sz="4" w:space="0" w:color="B0C8E0"/>
+            </w:tcBorders>
+          </w:tcPr>
+          <w:p>
+            <w:pPr>
+              <w:jc w:val="center"/>
+            </w:pPr>
+            <w:r/>
+            <w:r>
+              <w:rPr>
+                <w:rFonts w:ascii="맑은 고딕" w:hAnsi="맑은 고딕" w:eastAsia="맑은 고딕" w:cs="맑은 고딕"/>
+                <w:b w:val="0"/>
+                <w:color w:val="2C2114"/>
+                <w:sz w:val="18"/>
+              </w:rPr>
+            </w:r>
+          </w:p>
+        </w:tc>
+      </w:tr>
+      <w:tr>
+        <w:tc>
+          <w:tcPr>
+            <w:tcW w:type="dxa" w:w="1100"/>
+            <w:tcBorders>
+              <w:top w:val="single" w:sz="4" w:space="0" w:color="B0C8E0"/>
+              <w:left w:val="single" w:sz="4" w:space="0" w:color="B0C8E0"/>
+              <w:bottom w:val="single" w:sz="4" w:space="0" w:color="B0C8E0"/>
+              <w:right w:val="single" w:sz="4" w:space="0" w:color="B0C8E0"/>
+            </w:tcBorders>
+          </w:tcPr>
+          <w:p>
+            <w:pPr>
+              <w:jc w:val="center"/>
+            </w:pPr>
+            <w:r/>
+            <w:r>
+              <w:rPr>
+                <w:rFonts w:ascii="맑은 고딕" w:hAnsi="맑은 고딕" w:eastAsia="맑은 고딕" w:cs="맑은 고딕"/>
+                <w:b w:val="0"/>
+                <w:color w:val="2C2114"/>
+                <w:sz w:val="18"/>
+              </w:rPr>
+            </w:r>
+          </w:p>
+        </w:tc>
+        <w:tc>
+          <w:tcPr>
+            <w:tcW w:type="dxa" w:w="1700"/>
+            <w:tcBorders>
+              <w:top w:val="single" w:sz="4" w:space="0" w:color="B0C8E0"/>
+              <w:left w:val="single" w:sz="4" w:space="0" w:color="B0C8E0"/>
+              <w:bottom w:val="single" w:sz="4" w:space="0" w:color="B0C8E0"/>
+              <w:right w:val="single" w:sz="4" w:space="0" w:color="B0C8E0"/>
+            </w:tcBorders>
+          </w:tcPr>
+          <w:p>
+            <w:pPr>
+              <w:jc w:val="center"/>
+            </w:pPr>
+            <w:r/>
+            <w:r>
+              <w:rPr>
+                <w:rFonts w:ascii="맑은 고딕" w:hAnsi="맑은 고딕" w:eastAsia="맑은 고딕" w:cs="맑은 고딕"/>
+                <w:b w:val="0"/>
+                <w:color w:val="2C2114"/>
+                <w:sz w:val="18"/>
+              </w:rPr>
+            </w:r>
+          </w:p>
+        </w:tc>
+        <w:tc>
+          <w:tcPr>
+            <w:tcW w:type="dxa" w:w="4200"/>
+            <w:tcBorders>
+              <w:top w:val="single" w:sz="4" w:space="0" w:color="B0C8E0"/>
+              <w:left w:val="single" w:sz="4" w:space="0" w:color="B0C8E0"/>
+              <w:bottom w:val="single" w:sz="4" w:space="0" w:color="B0C8E0"/>
+              <w:right w:val="single" w:sz="4" w:space="0" w:color="B0C8E0"/>
+            </w:tcBorders>
+          </w:tcPr>
+          <w:p>
+            <w:pPr>
+              <w:jc w:val="center"/>
+            </w:pPr>
+            <w:r/>
+            <w:r>
+              <w:rPr>
+                <w:rFonts w:ascii="맑은 고딕" w:hAnsi="맑은 고딕" w:eastAsia="맑은 고딕" w:cs="맑은 고딕"/>
+                <w:b w:val="0"/>
+                <w:color w:val="2C2114"/>
+                <w:sz w:val="18"/>
+              </w:rPr>
+            </w:r>
+          </w:p>
+        </w:tc>
+        <w:tc>
+          <w:tcPr>
+            <w:tcW w:type="dxa" w:w="1700"/>
+            <w:tcBorders>
+              <w:top w:val="single" w:sz="4" w:space="0" w:color="B0C8E0"/>
+              <w:left w:val="single" w:sz="4" w:space="0" w:color="B0C8E0"/>
+              <w:bottom w:val="single" w:sz="4" w:space="0" w:color="B0C8E0"/>
+              <w:right w:val="single" w:sz="4" w:space="0" w:color="B0C8E0"/>
+            </w:tcBorders>
+          </w:tcPr>
+          <w:p>
+            <w:pPr>
+              <w:jc w:val="center"/>
+            </w:pPr>
+            <w:r/>
+            <w:r>
+              <w:rPr>
+                <w:rFonts w:ascii="맑은 고딕" w:hAnsi="맑은 고딕" w:eastAsia="맑은 고딕" w:cs="맑은 고딕"/>
+                <w:b w:val="0"/>
+                <w:color w:val="2C2114"/>
+                <w:sz w:val="18"/>
+              </w:rPr>
+            </w:r>
+          </w:p>
+        </w:tc>
+        <w:tc>
+          <w:tcPr>
+            <w:tcW w:type="dxa" w:w="1700"/>
+            <w:tcBorders>
+              <w:top w:val="single" w:sz="4" w:space="0" w:color="B0C8E0"/>
+              <w:left w:val="single" w:sz="4" w:space="0" w:color="B0C8E0"/>
+              <w:bottom w:val="single" w:sz="4" w:space="0" w:color="B0C8E0"/>
+              <w:right w:val="single" w:sz="4" w:space="0" w:color="B0C8E0"/>
+            </w:tcBorders>
+          </w:tcPr>
+          <w:p>
+            <w:pPr>
+              <w:jc w:val="center"/>
+            </w:pPr>
+            <w:r/>
+            <w:r>
+              <w:rPr>
+                <w:rFonts w:ascii="맑은 고딕" w:hAnsi="맑은 고딕" w:eastAsia="맑은 고딕" w:cs="맑은 고딕"/>
+                <w:b w:val="0"/>
+                <w:color w:val="2C2114"/>
+                <w:sz w:val="18"/>
+              </w:rPr>
+            </w:r>
+          </w:p>
+        </w:tc>
+      </w:tr>
+      <w:tr>
+        <w:tc>
+          <w:tcPr>
+            <w:tcW w:type="dxa" w:w="1100"/>
+            <w:tcBorders>
+              <w:top w:val="single" w:sz="4" w:space="0" w:color="B0C8E0"/>
+              <w:left w:val="single" w:sz="4" w:space="0" w:color="B0C8E0"/>
+              <w:bottom w:val="single" w:sz="4" w:space="0" w:color="B0C8E0"/>
+              <w:right w:val="single" w:sz="4" w:space="0" w:color="B0C8E0"/>
+            </w:tcBorders>
+          </w:tcPr>
+          <w:p>
+            <w:pPr>
+              <w:jc w:val="center"/>
+            </w:pPr>
+            <w:r/>
+            <w:r>
+              <w:rPr>
+                <w:rFonts w:ascii="맑은 고딕" w:hAnsi="맑은 고딕" w:eastAsia="맑은 고딕" w:cs="맑은 고딕"/>
+                <w:b w:val="0"/>
+                <w:color w:val="2C2114"/>
+                <w:sz w:val="18"/>
+              </w:rPr>
+            </w:r>
+          </w:p>
+        </w:tc>
+        <w:tc>
+          <w:tcPr>
+            <w:tcW w:type="dxa" w:w="1700"/>
+            <w:tcBorders>
+              <w:top w:val="single" w:sz="4" w:space="0" w:color="B0C8E0"/>
+              <w:left w:val="single" w:sz="4" w:space="0" w:color="B0C8E0"/>
+              <w:bottom w:val="single" w:sz="4" w:space="0" w:color="B0C8E0"/>
+              <w:right w:val="single" w:sz="4" w:space="0" w:color="B0C8E0"/>
+            </w:tcBorders>
+          </w:tcPr>
+          <w:p>
+            <w:pPr>
+              <w:jc w:val="center"/>
+            </w:pPr>
+            <w:r/>
+            <w:r>
+              <w:rPr>
+                <w:rFonts w:ascii="맑은 고딕" w:hAnsi="맑은 고딕" w:eastAsia="맑은 고딕" w:cs="맑은 고딕"/>
+                <w:b w:val="0"/>
+                <w:color w:val="2C2114"/>
+                <w:sz w:val="18"/>
+              </w:rPr>
+            </w:r>
+          </w:p>
+        </w:tc>
+        <w:tc>
+          <w:tcPr>
+            <w:tcW w:type="dxa" w:w="4200"/>
+            <w:tcBorders>
+              <w:top w:val="single" w:sz="4" w:space="0" w:color="B0C8E0"/>
+              <w:left w:val="single" w:sz="4" w:space="0" w:color="B0C8E0"/>
+              <w:bottom w:val="single" w:sz="4" w:space="0" w:color="B0C8E0"/>
+              <w:right w:val="single" w:sz="4" w:space="0" w:color="B0C8E0"/>
+            </w:tcBorders>
+          </w:tcPr>
+          <w:p>
+            <w:pPr>
+              <w:jc w:val="center"/>
+            </w:pPr>
+            <w:r/>
+            <w:r>
+              <w:rPr>
+                <w:rFonts w:ascii="맑은 고딕" w:hAnsi="맑은 고딕" w:eastAsia="맑은 고딕" w:cs="맑은 고딕"/>
+                <w:b w:val="0"/>
+                <w:color w:val="2C2114"/>
+                <w:sz w:val="18"/>
+              </w:rPr>
+            </w:r>
+          </w:p>
+        </w:tc>
+        <w:tc>
+          <w:tcPr>
+            <w:tcW w:type="dxa" w:w="1700"/>
+            <w:tcBorders>
+              <w:top w:val="single" w:sz="4" w:space="0" w:color="B0C8E0"/>
+              <w:left w:val="single" w:sz="4" w:space="0" w:color="B0C8E0"/>
+              <w:bottom w:val="single" w:sz="4" w:space="0" w:color="B0C8E0"/>
+              <w:right w:val="single" w:sz="4" w:space="0" w:color="B0C8E0"/>
+            </w:tcBorders>
+          </w:tcPr>
+          <w:p>
+            <w:pPr>
+              <w:jc w:val="center"/>
+            </w:pPr>
+            <w:r/>
+            <w:r>
+              <w:rPr>
+                <w:rFonts w:ascii="맑은 고딕" w:hAnsi="맑은 고딕" w:eastAsia="맑은 고딕" w:cs="맑은 고딕"/>
+                <w:b w:val="0"/>
+                <w:color w:val="2C2114"/>
+                <w:sz w:val="18"/>
+              </w:rPr>
+            </w:r>
+          </w:p>
+        </w:tc>
+        <w:tc>
+          <w:tcPr>
+            <w:tcW w:type="dxa" w:w="1700"/>
+            <w:tcBorders>
+              <w:top w:val="single" w:sz="4" w:space="0" w:color="B0C8E0"/>
+              <w:left w:val="single" w:sz="4" w:space="0" w:color="B0C8E0"/>
+              <w:bottom w:val="single" w:sz="4" w:space="0" w:color="B0C8E0"/>
+              <w:right w:val="single" w:sz="4" w:space="0" w:color="B0C8E0"/>
+            </w:tcBorders>
+          </w:tcPr>
+          <w:p>
+            <w:pPr>
+              <w:jc w:val="center"/>
+            </w:pPr>
+            <w:r/>
+            <w:r>
+              <w:rPr>
+                <w:rFonts w:ascii="맑은 고딕" w:hAnsi="맑은 고딕" w:eastAsia="맑은 고딕" w:cs="맑은 고딕"/>
+                <w:b w:val="0"/>
+                <w:color w:val="2C2114"/>
+                <w:sz w:val="18"/>
+              </w:rPr>
+            </w:r>
+          </w:p>
+        </w:tc>
+      </w:tr>
+      <w:tr>
+        <w:tc>
+          <w:tcPr>
+            <w:tcW w:type="dxa" w:w="1100"/>
+            <w:tcBorders>
+              <w:top w:val="single" w:sz="4" w:space="0" w:color="B0C8E0"/>
+              <w:left w:val="single" w:sz="4" w:space="0" w:color="B0C8E0"/>
+              <w:bottom w:val="single" w:sz="4" w:space="0" w:color="B0C8E0"/>
+              <w:right w:val="single" w:sz="4" w:space="0" w:color="B0C8E0"/>
+            </w:tcBorders>
+          </w:tcPr>
+          <w:p>
+            <w:pPr>
+              <w:jc w:val="center"/>
+            </w:pPr>
+            <w:r/>
+            <w:r>
+              <w:rPr>
+                <w:rFonts w:ascii="맑은 고딕" w:hAnsi="맑은 고딕" w:eastAsia="맑은 고딕" w:cs="맑은 고딕"/>
+                <w:b w:val="0"/>
+                <w:color w:val="2C2114"/>
+                <w:sz w:val="18"/>
+              </w:rPr>
+            </w:r>
+          </w:p>
+        </w:tc>
+        <w:tc>
+          <w:tcPr>
+            <w:tcW w:type="dxa" w:w="1700"/>
+            <w:tcBorders>
+              <w:top w:val="single" w:sz="4" w:space="0" w:color="B0C8E0"/>
+              <w:left w:val="single" w:sz="4" w:space="0" w:color="B0C8E0"/>
+              <w:bottom w:val="single" w:sz="4" w:space="0" w:color="B0C8E0"/>
+              <w:right w:val="single" w:sz="4" w:space="0" w:color="B0C8E0"/>
+            </w:tcBorders>
+          </w:tcPr>
+          <w:p>
+            <w:pPr>
+              <w:jc w:val="center"/>
+            </w:pPr>
+            <w:r/>
+            <w:r>
+              <w:rPr>
+                <w:rFonts w:ascii="맑은 고딕" w:hAnsi="맑은 고딕" w:eastAsia="맑은 고딕" w:cs="맑은 고딕"/>
+                <w:b w:val="0"/>
+                <w:color w:val="2C2114"/>
+                <w:sz w:val="18"/>
+              </w:rPr>
+            </w:r>
+          </w:p>
+        </w:tc>
+        <w:tc>
+          <w:tcPr>
+            <w:tcW w:type="dxa" w:w="4200"/>
+            <w:tcBorders>
+              <w:top w:val="single" w:sz="4" w:space="0" w:color="B0C8E0"/>
+              <w:left w:val="single" w:sz="4" w:space="0" w:color="B0C8E0"/>
+              <w:bottom w:val="single" w:sz="4" w:space="0" w:color="B0C8E0"/>
+              <w:right w:val="single" w:sz="4" w:space="0" w:color="B0C8E0"/>
+            </w:tcBorders>
+          </w:tcPr>
+          <w:p>
+            <w:pPr>
+              <w:jc w:val="center"/>
+            </w:pPr>
+            <w:r/>
+            <w:r>
+              <w:rPr>
+                <w:rFonts w:ascii="맑은 고딕" w:hAnsi="맑은 고딕" w:eastAsia="맑은 고딕" w:cs="맑은 고딕"/>
+                <w:b w:val="0"/>
+                <w:color w:val="2C2114"/>
+                <w:sz w:val="18"/>
+              </w:rPr>
+            </w:r>
+          </w:p>
+        </w:tc>
+        <w:tc>
+          <w:tcPr>
+            <w:tcW w:type="dxa" w:w="1700"/>
+            <w:tcBorders>
+              <w:top w:val="single" w:sz="4" w:space="0" w:color="B0C8E0"/>
+              <w:left w:val="single" w:sz="4" w:space="0" w:color="B0C8E0"/>
+              <w:bottom w:val="single" w:sz="4" w:space="0" w:color="B0C8E0"/>
+              <w:right w:val="single" w:sz="4" w:space="0" w:color="B0C8E0"/>
+            </w:tcBorders>
+          </w:tcPr>
+          <w:p>
+            <w:pPr>
+              <w:jc w:val="center"/>
+            </w:pPr>
+            <w:r/>
+            <w:r>
+              <w:rPr>
+                <w:rFonts w:ascii="맑은 고딕" w:hAnsi="맑은 고딕" w:eastAsia="맑은 고딕" w:cs="맑은 고딕"/>
+                <w:b w:val="0"/>
+                <w:color w:val="2C2114"/>
+                <w:sz w:val="18"/>
+              </w:rPr>
+            </w:r>
+          </w:p>
+        </w:tc>
+        <w:tc>
+          <w:tcPr>
+            <w:tcW w:type="dxa" w:w="1700"/>
+            <w:tcBorders>
+              <w:top w:val="single" w:sz="4" w:space="0" w:color="B0C8E0"/>
+              <w:left w:val="single" w:sz="4" w:space="0" w:color="B0C8E0"/>
+              <w:bottom w:val="single" w:sz="4" w:space="0" w:color="B0C8E0"/>
+              <w:right w:val="single" w:sz="4" w:space="0" w:color="B0C8E0"/>
+            </w:tcBorders>
+          </w:tcPr>
+          <w:p>
+            <w:pPr>
+              <w:jc w:val="center"/>
+            </w:pPr>
+            <w:r/>
+            <w:r>
+              <w:rPr>
+                <w:rFonts w:ascii="맑은 고딕" w:hAnsi="맑은 고딕" w:eastAsia="맑은 고딕" w:cs="맑은 고딕"/>
+                <w:b w:val="0"/>
+                <w:color w:val="2C2114"/>
+                <w:sz w:val="18"/>
+              </w:rPr>
+            </w:r>
+          </w:p>
+        </w:tc>
+      </w:tr>
+      <w:tr>
+        <w:tc>
+          <w:tcPr>
+            <w:tcW w:type="dxa" w:w="1100"/>
+            <w:tcBorders>
+              <w:top w:val="single" w:sz="4" w:space="0" w:color="B0C8E0"/>
+              <w:left w:val="single" w:sz="4" w:space="0" w:color="B0C8E0"/>
+              <w:bottom w:val="single" w:sz="4" w:space="0" w:color="B0C8E0"/>
+              <w:right w:val="single" w:sz="4" w:space="0" w:color="B0C8E0"/>
+            </w:tcBorders>
+          </w:tcPr>
+          <w:p>
+            <w:pPr>
+              <w:jc w:val="center"/>
+            </w:pPr>
+            <w:r/>
+            <w:r>
+              <w:rPr>
+                <w:rFonts w:ascii="맑은 고딕" w:hAnsi="맑은 고딕" w:eastAsia="맑은 고딕" w:cs="맑은 고딕"/>
+                <w:b w:val="0"/>
+                <w:color w:val="2C2114"/>
+                <w:sz w:val="18"/>
+              </w:rPr>
+            </w:r>
+          </w:p>
+        </w:tc>
+        <w:tc>
+          <w:tcPr>
+            <w:tcW w:type="dxa" w:w="1700"/>
+            <w:tcBorders>
+              <w:top w:val="single" w:sz="4" w:space="0" w:color="B0C8E0"/>
+              <w:left w:val="single" w:sz="4" w:space="0" w:color="B0C8E0"/>
+              <w:bottom w:val="single" w:sz="4" w:space="0" w:color="B0C8E0"/>
+              <w:right w:val="single" w:sz="4" w:space="0" w:color="B0C8E0"/>
+            </w:tcBorders>
+          </w:tcPr>
+          <w:p>
+            <w:pPr>
+              <w:jc w:val="center"/>
+            </w:pPr>
+            <w:r/>
+            <w:r>
+              <w:rPr>
+                <w:rFonts w:ascii="맑은 고딕" w:hAnsi="맑은 고딕" w:eastAsia="맑은 고딕" w:cs="맑은 고딕"/>
+                <w:b w:val="0"/>
+                <w:color w:val="2C2114"/>
+                <w:sz w:val="18"/>
+              </w:rPr>
+            </w:r>
+          </w:p>
+        </w:tc>
+        <w:tc>
+          <w:tcPr>
+            <w:tcW w:type="dxa" w:w="4200"/>
+            <w:tcBorders>
+              <w:top w:val="single" w:sz="4" w:space="0" w:color="B0C8E0"/>
+              <w:left w:val="single" w:sz="4" w:space="0" w:color="B0C8E0"/>
+              <w:bottom w:val="single" w:sz="4" w:space="0" w:color="B0C8E0"/>
+              <w:right w:val="single" w:sz="4" w:space="0" w:color="B0C8E0"/>
+            </w:tcBorders>
+          </w:tcPr>
+          <w:p>
+            <w:pPr>
+              <w:jc w:val="center"/>
+            </w:pPr>
+            <w:r/>
+            <w:r>
+              <w:rPr>
+                <w:rFonts w:ascii="맑은 고딕" w:hAnsi="맑은 고딕" w:eastAsia="맑은 고딕" w:cs="맑은 고딕"/>
+                <w:b w:val="0"/>
+                <w:color w:val="2C2114"/>
+                <w:sz w:val="18"/>
+              </w:rPr>
+            </w:r>
+          </w:p>
+        </w:tc>
+        <w:tc>
+          <w:tcPr>
+            <w:tcW w:type="dxa" w:w="1700"/>
+            <w:tcBorders>
+              <w:top w:val="single" w:sz="4" w:space="0" w:color="B0C8E0"/>
+              <w:left w:val="single" w:sz="4" w:space="0" w:color="B0C8E0"/>
+              <w:bottom w:val="single" w:sz="4" w:space="0" w:color="B0C8E0"/>
+              <w:right w:val="single" w:sz="4" w:space="0" w:color="B0C8E0"/>
+            </w:tcBorders>
+          </w:tcPr>
+          <w:p>
+            <w:pPr>
+              <w:jc w:val="center"/>
+            </w:pPr>
+            <w:r/>
+            <w:r>
+              <w:rPr>
+                <w:rFonts w:ascii="맑은 고딕" w:hAnsi="맑은 고딕" w:eastAsia="맑은 고딕" w:cs="맑은 고딕"/>
+                <w:b w:val="0"/>
+                <w:color w:val="2C2114"/>
+                <w:sz w:val="18"/>
+              </w:rPr>
+            </w:r>
+          </w:p>
+        </w:tc>
+        <w:tc>
+          <w:tcPr>
+            <w:tcW w:type="dxa" w:w="1700"/>
+            <w:tcBorders>
+              <w:top w:val="single" w:sz="4" w:space="0" w:color="B0C8E0"/>
+              <w:left w:val="single" w:sz="4" w:space="0" w:color="B0C8E0"/>
+              <w:bottom w:val="single" w:sz="4" w:space="0" w:color="B0C8E0"/>
+              <w:right w:val="single" w:sz="4" w:space="0" w:color="B0C8E0"/>
+            </w:tcBorders>
+          </w:tcPr>
+          <w:p>
+            <w:pPr>
+              <w:jc w:val="center"/>
+            </w:pPr>
+            <w:r/>
+            <w:r>
+              <w:rPr>
+                <w:rFonts w:ascii="맑은 고딕" w:hAnsi="맑은 고딕" w:eastAsia="맑은 고딕" w:cs="맑은 고딕"/>
+                <w:b w:val="0"/>
+                <w:color w:val="2C2114"/>
+                <w:sz w:val="18"/>
+              </w:rPr>
             </w:r>
           </w:p>
         </w:tc>
@@ -11881,9 +12811,6 @@
 <w:ftr xmlns:wpc="http://schemas.microsoft.com/office/word/2010/wordprocessingCanvas" xmlns:mc="http://schemas.openxmlformats.org/markup-compatibility/2006" xmlns:o="urn:schemas-microsoft-com:office:office" xmlns:r="http://schemas.openxmlformats.org/officeDocument/2006/relationships" xmlns:m="http://schemas.openxmlformats.org/officeDocument/2006/math" xmlns:v="urn:schemas-microsoft-com:vml" xmlns:wp14="http://schemas.microsoft.com/office/word/2010/wordprocessingDrawing" xmlns:wp="http://schemas.openxmlformats.org/drawingml/2006/wordprocessingDrawing" xmlns:w10="urn:schemas-microsoft-com:office:word" xmlns:w="http://schemas.openxmlformats.org/wordprocessingml/2006/main" xmlns:w14="http://schemas.microsoft.com/office/word/2010/wordml" xmlns:w15="http://schemas.microsoft.com/office/word/2012/wordml" xmlns:wpg="http://schemas.microsoft.com/office/word/2010/wordprocessingGroup" xmlns:wpi="http://schemas.microsoft.com/office/word/2010/wordprocessingInk" xmlns:wne="http://schemas.microsoft.com/office/word/2006/wordml" xmlns:wps="http://schemas.microsoft.com/office/word/2010/wordprocessingShape">
   <w:p>
     <w:pPr>
-      <w:pBdr>
-        <w:top w:val="single" w:color="B0C8E0" w:sz="4"/>
-      </w:pBdr>
       <w:spacing w:after="0" w:before="80"/>
     </w:pPr>
     <w:r>
@@ -11940,9 +12867,6 @@
 <w:hdr xmlns:wpc="http://schemas.microsoft.com/office/word/2010/wordprocessingCanvas" xmlns:mc="http://schemas.openxmlformats.org/markup-compatibility/2006" xmlns:o="urn:schemas-microsoft-com:office:office" xmlns:r="http://schemas.openxmlformats.org/officeDocument/2006/relationships" xmlns:m="http://schemas.openxmlformats.org/officeDocument/2006/math" xmlns:v="urn:schemas-microsoft-com:vml" xmlns:wp14="http://schemas.microsoft.com/office/word/2010/wordprocessingDrawing" xmlns:wp="http://schemas.openxmlformats.org/drawingml/2006/wordprocessingDrawing" xmlns:w10="urn:schemas-microsoft-com:office:word" xmlns:w="http://schemas.openxmlformats.org/wordprocessingml/2006/main" xmlns:w14="http://schemas.microsoft.com/office/word/2010/wordml" xmlns:w15="http://schemas.microsoft.com/office/word/2012/wordml" xmlns:wpg="http://schemas.microsoft.com/office/word/2010/wordprocessingGroup" xmlns:wpi="http://schemas.microsoft.com/office/word/2010/wordprocessingInk" xmlns:wne="http://schemas.microsoft.com/office/word/2006/wordml" xmlns:wps="http://schemas.microsoft.com/office/word/2010/wordprocessingShape" xmlns:cx="http://schemas.microsoft.com/office/drawing/2014/chartex" xmlns:cx1="http://schemas.microsoft.com/office/drawing/2015/9/8/chartex" xmlns:cx2="http://schemas.microsoft.com/office/drawing/2015/10/21/chartex" xmlns:cx3="http://schemas.microsoft.com/office/drawing/2016/5/9/chartex" xmlns:cx4="http://schemas.microsoft.com/office/drawing/2016/5/10/chartex" xmlns:cx5="http://schemas.microsoft.com/office/drawing/2016/5/11/chartex" xmlns:cx6="http://schemas.microsoft.com/office/drawing/2016/5/12/chartex" xmlns:cx7="http://schemas.microsoft.com/office/drawing/2016/5/13/chartex" xmlns:cx8="http://schemas.microsoft.com/office/drawing/2016/5/14/chartex" xmlns:w16cid="http://schemas.microsoft.com/office/word/2016/wordml/cid" xmlns:w16se="http://schemas.microsoft.com/office/word/2015/wordml/symex">
   <w:p>
     <w:pPr>
-      <w:pBdr>
-        <w:bottom w:val="single" w:color="C8714A" w:sz="4"/>
-      </w:pBdr>
       <w:spacing w:after="80" w:before="0"/>
     </w:pPr>
     <w:r>

--- a/DB/시설관리부/FAC_시설관리부매뉴얼_201-203_사랑과평안의교회.docx
+++ b/DB/시설관리부/FAC_시설관리부매뉴얼_201-203_사랑과평안의교회.docx
@@ -5873,6 +5873,22 @@
           <w:szCs w:val="20"/>
         </w:rPr>
         <w:t xml:space="preserve">③ 점검 결과는 분기 제직회에 요약 보고한다.</w:t>
+      </w:r>
+    </w:p>
+    <w:p>
+      <w:pPr>
+        <w:spacing w:after="44" w:before="40"/>
+        <w:ind w:left="360" w:hanging="360"/>
+        <w:jc w:val="both"/>
+      </w:pPr>
+      <w:r>
+        <w:rPr>
+          <w:rFonts w:ascii="맑은 고딕" w:cs="맑은 고딕" w:eastAsia="맑은 고딕" w:hAnsi="맑은 고딕"/>
+          <w:color w:val="1A1A1A"/>
+          <w:sz w:val="20"/>
+          <w:szCs w:val="20"/>
+        </w:rPr>
+        <w:t xml:space="preserve">④ 시설관리부장은 매년 연간 시설 유지보수 계획을 수립하여 담임목사에게 보고한다.</w:t>
       </w:r>
     </w:p>
     <w:p>

--- a/DB/시설관리부/FAC_시설관리부매뉴얼_201-203_사랑과평안의교회.docx
+++ b/DB/시설관리부/FAC_시설관리부매뉴얼_201-203_사랑과평안의교회.docx
@@ -4098,7 +4098,7 @@
                 <w:sz w:val="18"/>
                 <w:szCs w:val="18"/>
               </w:rPr>
-              <w:t xml:space="preserve">—</w:t>
+              <w:t>말미 [개정 이력] 표 참조</w:t>
             </w:r>
           </w:p>
         </w:tc>
@@ -8346,7 +8346,7 @@
                 <w:sz w:val="18"/>
                 <w:szCs w:val="18"/>
               </w:rPr>
-              <w:t xml:space="preserve">—</w:t>
+              <w:t>말미 [개정 이력] 표 참조</w:t>
             </w:r>
           </w:p>
         </w:tc>

--- a/DB/시설관리부/FAC_시설관리부매뉴얼_201-203_사랑과평안의교회.docx
+++ b/DB/시설관리부/FAC_시설관리부매뉴얼_201-203_사랑과평안의교회.docx
@@ -284,7 +284,7 @@
                 <w:sz w:val="18"/>
                 <w:szCs w:val="18"/>
               </w:rPr>
-              <w:t xml:space="preserve">관 련 규 정</w:t>
+              <w:t>관 련 부 서</w:t>
             </w:r>
           </w:p>
         </w:tc>
@@ -312,7 +312,7 @@
                 <w:sz w:val="18"/>
                 <w:szCs w:val="18"/>
               </w:rPr>
-              <w:t xml:space="preserve">ADM-102 시설·자산 관리 규정</w:t>
+              <w:t>시설관리부  |  재정부  |  환경미화부</w:t>
             </w:r>
           </w:p>
         </w:tc>
@@ -3942,7 +3942,7 @@
                 <w:sz w:val="18"/>
                 <w:szCs w:val="18"/>
               </w:rPr>
-              <w:t xml:space="preserve">관 련 규 정</w:t>
+              <w:t>관 련 부 서</w:t>
             </w:r>
           </w:p>
         </w:tc>
@@ -3970,7 +3970,7 @@
                 <w:sz w:val="18"/>
                 <w:szCs w:val="18"/>
               </w:rPr>
-              <w:t xml:space="preserve">ADM-102 시설·자산 관리 규정</w:t>
+              <w:t>시설관리부  |  재정부  |  환경미화부</w:t>
             </w:r>
           </w:p>
         </w:tc>
@@ -8190,7 +8190,7 @@
                 <w:sz w:val="18"/>
                 <w:szCs w:val="18"/>
               </w:rPr>
-              <w:t xml:space="preserve">관 련 규 정</w:t>
+              <w:t>관 련 부 서</w:t>
             </w:r>
           </w:p>
         </w:tc>
@@ -8218,7 +8218,7 @@
                 <w:sz w:val="18"/>
                 <w:szCs w:val="18"/>
               </w:rPr>
-              <w:t xml:space="preserve">ADM-102 시설·자산 관리 규정</w:t>
+              <w:t>시설관리부  |  재정부  |  환경미화부</w:t>
             </w:r>
           </w:p>
         </w:tc>
